--- a/Devi Abdas_ 2024.docx
+++ b/Devi Abdas_ 2024.docx
@@ -1,6 +1,6 @@
 
 <file path=word/document.xml><?xml version="1.0" encoding="utf-8"?>
-<w:document xmlns:wpc="http://schemas.microsoft.com/office/word/2010/wordprocessingCanvas" xmlns:cx="http://schemas.microsoft.com/office/drawing/2014/chartex" xmlns:cx1="http://schemas.microsoft.com/office/drawing/2015/9/8/chartex" xmlns:cx2="http://schemas.microsoft.com/office/drawing/2015/10/21/chartex" xmlns:cx3="http://schemas.microsoft.com/office/drawing/2016/5/9/chartex" xmlns:cx4="http://schemas.microsoft.com/office/drawing/2016/5/10/chartex" xmlns:cx5="http://schemas.microsoft.com/office/drawing/2016/5/11/chartex" xmlns:cx6="http://schemas.microsoft.com/office/drawing/2016/5/12/chartex" xmlns:cx7="http://schemas.microsoft.com/office/drawing/2016/5/13/chartex" xmlns:cx8="http://schemas.microsoft.com/office/drawing/2016/5/14/chartex" xmlns:mc="http://schemas.openxmlformats.org/markup-compatibility/2006" xmlns:aink="http://schemas.microsoft.com/office/drawing/2016/ink" xmlns:am3d="http://schemas.microsoft.com/office/drawing/2017/model3d" xmlns:o="urn:schemas-microsoft-com:office:office" xmlns:oel="http://schemas.microsoft.com/office/2019/extlst" xmlns:r="http://schemas.openxmlformats.org/officeDocument/2006/relationships" xmlns:m="http://schemas.openxmlformats.org/officeDocument/2006/math" xmlns:v="urn:schemas-microsoft-com:vml" xmlns:wp14="http://schemas.microsoft.com/office/word/2010/wordprocessingDrawing" xmlns:wp="http://schemas.openxmlformats.org/drawingml/2006/wordprocessingDrawing" xmlns:w10="urn:schemas-microsoft-com:office:word" xmlns:w="http://schemas.openxmlformats.org/wordprocessingml/2006/main" xmlns:w14="http://schemas.microsoft.com/office/word/2010/wordml" xmlns:w15="http://schemas.microsoft.com/office/word/2012/wordml" xmlns:w16cex="http://schemas.microsoft.com/office/word/2018/wordml/cex" xmlns:w16cid="http://schemas.microsoft.com/office/word/2016/wordml/cid" xmlns:w16="http://schemas.microsoft.com/office/word/2018/wordml" xmlns:w16du="http://schemas.microsoft.com/office/word/2023/wordml/word16du" xmlns:w16sdtdh="http://schemas.microsoft.com/office/word/2020/wordml/sdtdatahash" xmlns:w16se="http://schemas.microsoft.com/office/word/2015/wordml/symex" xmlns:wpg="http://schemas.microsoft.com/office/word/2010/wordprocessingGroup" xmlns:wpi="http://schemas.microsoft.com/office/word/2010/wordprocessingInk" xmlns:wne="http://schemas.microsoft.com/office/word/2006/wordml" xmlns:wps="http://schemas.microsoft.com/office/word/2010/wordprocessingShape" mc:Ignorable="w14 w15 w16se w16cid w16 w16cex w16sdtdh w16du wp14">
+<w:document xmlns:wpc="http://schemas.microsoft.com/office/word/2010/wordprocessingCanvas" xmlns:cx="http://schemas.microsoft.com/office/drawing/2014/chartex" xmlns:cx1="http://schemas.microsoft.com/office/drawing/2015/9/8/chartex" xmlns:cx2="http://schemas.microsoft.com/office/drawing/2015/10/21/chartex" xmlns:cx3="http://schemas.microsoft.com/office/drawing/2016/5/9/chartex" xmlns:cx4="http://schemas.microsoft.com/office/drawing/2016/5/10/chartex" xmlns:cx5="http://schemas.microsoft.com/office/drawing/2016/5/11/chartex" xmlns:cx6="http://schemas.microsoft.com/office/drawing/2016/5/12/chartex" xmlns:cx7="http://schemas.microsoft.com/office/drawing/2016/5/13/chartex" xmlns:cx8="http://schemas.microsoft.com/office/drawing/2016/5/14/chartex" xmlns:mc="http://schemas.openxmlformats.org/markup-compatibility/2006" xmlns:aink="http://schemas.microsoft.com/office/drawing/2016/ink" xmlns:am3d="http://schemas.microsoft.com/office/drawing/2017/model3d" xmlns:o="urn:schemas-microsoft-com:office:office" xmlns:oel="http://schemas.microsoft.com/office/2019/extlst" xmlns:r="http://schemas.openxmlformats.org/officeDocument/2006/relationships" xmlns:m="http://schemas.openxmlformats.org/officeDocument/2006/math" xmlns:v="urn:schemas-microsoft-com:vml" xmlns:wp14="http://schemas.microsoft.com/office/word/2010/wordprocessingDrawing" xmlns:wp="http://schemas.openxmlformats.org/drawingml/2006/wordprocessingDrawing" xmlns:w10="urn:schemas-microsoft-com:office:word" xmlns:w="http://schemas.openxmlformats.org/wordprocessingml/2006/main" xmlns:w14="http://schemas.microsoft.com/office/word/2010/wordml" xmlns:w15="http://schemas.microsoft.com/office/word/2012/wordml" xmlns:w16cex="http://schemas.microsoft.com/office/word/2018/wordml/cex" xmlns:w16cid="http://schemas.microsoft.com/office/word/2016/wordml/cid" xmlns:w16="http://schemas.microsoft.com/office/word/2018/wordml" xmlns:w16du="http://schemas.microsoft.com/office/word/2023/wordml/word16du" xmlns:w16sdtdh="http://schemas.microsoft.com/office/word/2020/wordml/sdtdatahash" xmlns:w16sdtfl="http://schemas.microsoft.com/office/word/2024/wordml/sdtformatlock" xmlns:w16se="http://schemas.microsoft.com/office/word/2015/wordml/symex" xmlns:wpg="http://schemas.microsoft.com/office/word/2010/wordprocessingGroup" xmlns:wpi="http://schemas.microsoft.com/office/word/2010/wordprocessingInk" xmlns:wne="http://schemas.microsoft.com/office/word/2006/wordml" xmlns:wps="http://schemas.microsoft.com/office/word/2010/wordprocessingShape" mc:Ignorable="w14 w15 w16se w16cid w16 w16cex w16sdtdh w16sdtfl w16du wp14">
   <w:body>
     <w:p>
       <w:pPr>
@@ -18,31 +18,13 @@
         </w:rPr>
         <w:t xml:space="preserve">Devi </w:t>
       </w:r>
-      <w:proofErr w:type="spellStart"/>
       <w:r>
         <w:rPr>
           <w:sz w:val="32"/>
           <w:szCs w:val="28"/>
         </w:rPr>
-        <w:t>Varaprasad</w:t>
-      </w:r>
-      <w:proofErr w:type="spellEnd"/>
-      <w:r>
-        <w:rPr>
-          <w:sz w:val="32"/>
-          <w:szCs w:val="28"/>
-        </w:rPr>
-        <w:t xml:space="preserve"> </w:t>
-      </w:r>
-      <w:proofErr w:type="spellStart"/>
-      <w:r>
-        <w:rPr>
-          <w:sz w:val="32"/>
-          <w:szCs w:val="28"/>
-        </w:rPr>
-        <w:t>Abdas</w:t>
-      </w:r>
-      <w:proofErr w:type="spellEnd"/>
+        <w:t>Varaprasad Abdas</w:t>
+      </w:r>
     </w:p>
     <w:p>
       <w:pPr>
@@ -75,21 +57,14 @@
           <w:b w:val="0"/>
           <w:sz w:val="24"/>
         </w:rPr>
-        <w:t>(</w:t>
+        <w:t xml:space="preserve"> </w:t>
       </w:r>
       <w:r>
         <w:rPr>
           <w:b w:val="0"/>
           <w:sz w:val="24"/>
         </w:rPr>
-        <w:t xml:space="preserve">469) 400-5932 </w:t>
-      </w:r>
-      <w:r>
-        <w:rPr>
-          <w:b w:val="0"/>
-          <w:sz w:val="24"/>
-        </w:rPr>
-        <w:t xml:space="preserve">| </w:t>
+        <w:t xml:space="preserve">4694005932 | </w:t>
       </w:r>
       <w:r>
         <w:rPr>
@@ -117,6 +92,22 @@
     </w:p>
     <w:p>
       <w:pPr>
+        <w:jc w:val="center"/>
+      </w:pPr>
+      <w:hyperlink r:id="rId8" w:history="1">
+        <w:r>
+          <w:rPr>
+            <w:rStyle w:val="Hyperlink"/>
+          </w:rPr>
+          <w:t>https://github.com/abdasvaraprasad</w:t>
+        </w:r>
+      </w:hyperlink>
+      <w:r>
+        <w:t xml:space="preserve"> </w:t>
+      </w:r>
+    </w:p>
+    <w:p>
+      <w:pPr>
         <w:pStyle w:val="Heading1"/>
         <w:jc w:val="center"/>
         <w:rPr>
@@ -173,7 +164,23 @@
           <w:bCs w:val="0"/>
           <w:szCs w:val="22"/>
         </w:rPr>
-        <w:t>Data Analyst with over 5 years of experience in Data Modeling, Data Mining, and Data Warehousing.</w:t>
+        <w:t xml:space="preserve">Over </w:t>
+      </w:r>
+      <w:r>
+        <w:rPr>
+          <w:b w:val="0"/>
+          <w:bCs w:val="0"/>
+          <w:szCs w:val="22"/>
+        </w:rPr>
+        <w:t>4</w:t>
+      </w:r>
+      <w:r>
+        <w:rPr>
+          <w:b w:val="0"/>
+          <w:bCs w:val="0"/>
+          <w:szCs w:val="22"/>
+        </w:rPr>
+        <w:t xml:space="preserve"> years of experience as a Data Analyst, specializing in data collection, analysis, and visualization using tools like Excel, Power BI, SQL, and Python.</w:t>
       </w:r>
     </w:p>
     <w:p>
@@ -195,7 +202,7 @@
           <w:bCs w:val="0"/>
           <w:szCs w:val="22"/>
         </w:rPr>
-        <w:t>Proficient in all phases of the Software Development Life Cycle (SDLC) with expertise in requirements analysis, documentation, and testing.</w:t>
+        <w:t>Led the development and maintenance of dynamic web applications, incorporating SQL queries for data retrieval, and used AWS Cloud services (S3, RDS) for secure and scalable data storage.</w:t>
       </w:r>
     </w:p>
     <w:p>
@@ -217,7 +224,7 @@
           <w:bCs w:val="0"/>
           <w:szCs w:val="22"/>
         </w:rPr>
-        <w:t>Strong experience in Data Warehousing, Data Marts, Data Analysis, and Data Modeling on RDBMS databases.</w:t>
+        <w:t>Utilized Python, Machine Learning, and Natural Language Processing (NLP) techniques to develop a "Spam Text Detection" system, achieving high accuracy in classifying and filtering spam messages.</w:t>
       </w:r>
     </w:p>
     <w:p>
@@ -239,7 +246,7 @@
           <w:bCs w:val="0"/>
           <w:szCs w:val="22"/>
         </w:rPr>
-        <w:t>Skilled in AWS Cloud services, including EC2, VPC, ELB, AMI, SNS, RDS, Route53, Auto Scaling, IAM, and S3.</w:t>
+        <w:t>Collaborated with cross-functional teams to develop backend solutions, integrating AWS services like Lambda, RDS, and DynamoDB for scalable data management and performance optimization.</w:t>
       </w:r>
     </w:p>
     <w:p>
@@ -261,7 +268,7 @@
           <w:bCs w:val="0"/>
           <w:szCs w:val="22"/>
         </w:rPr>
-        <w:t>Experienced in creating IAM policies, roles, and user management for access control in AWS.</w:t>
+        <w:t>Designed and implemented interactive dashboards and reports in Power BI, utilizing DAX and Power Query for real-time business metrics and KPIs, enabling data-driven decision-making.</w:t>
       </w:r>
     </w:p>
     <w:p>
@@ -283,7 +290,7 @@
           <w:bCs w:val="0"/>
           <w:szCs w:val="22"/>
         </w:rPr>
-        <w:t>Expertise in writing Terraform scripts for resource configuration across multiple environments.</w:t>
+        <w:t>Developed complex Excel models with advanced functions (VLOOKUP, INDEX-MATCH, pivot tables) to streamline data analysis and reporting, significantly improving reporting efficiency.</w:t>
       </w:r>
     </w:p>
     <w:p>
@@ -305,7 +312,7 @@
           <w:bCs w:val="0"/>
           <w:szCs w:val="22"/>
         </w:rPr>
-        <w:t>Experienced in implementing security tools like SAST, DAST, and infrastructure scanning.</w:t>
+        <w:t>Created and optimized SQL queries for performance, ensuring fast and accurate data retrieval from relational databases, and integrated it seamlessly with web applications.</w:t>
       </w:r>
     </w:p>
     <w:p>
@@ -327,7 +334,7 @@
           <w:bCs w:val="0"/>
           <w:szCs w:val="22"/>
         </w:rPr>
-        <w:t>Proficient in Base SAS, SAS/Stat, SAS/Access, SAS/Graphs, SAS/Macros, SAS/ODS, and SAS/SQL on Windows.</w:t>
+        <w:t>Conducted trend analysis and data validation to ensure data accuracy, identifying key insights that guided strategic decisions and influenced business goals.</w:t>
       </w:r>
     </w:p>
     <w:p>
@@ -349,15 +356,95 @@
           <w:bCs w:val="0"/>
           <w:szCs w:val="22"/>
         </w:rPr>
-        <w:t>Strong skills in troubleshooting SQL queries and ETL processes for data warehousing solutions.</w:t>
-      </w:r>
-      <w:r>
+        <w:t>Delivered detailed visualizations of business data through Power BI, helping stakeholders quickly identify trends and outliers, thus improving business forecasting and performance analysis.</w:t>
+      </w:r>
+    </w:p>
+    <w:p>
+      <w:pPr>
+        <w:pStyle w:val="Heading1"/>
+        <w:numPr>
+          <w:ilvl w:val="0"/>
+          <w:numId w:val="20"/>
+        </w:numPr>
         <w:rPr>
           <w:b w:val="0"/>
           <w:bCs w:val="0"/>
           <w:szCs w:val="22"/>
         </w:rPr>
-        <w:br/>
+      </w:pPr>
+      <w:r>
+        <w:rPr>
+          <w:b w:val="0"/>
+          <w:bCs w:val="0"/>
+          <w:szCs w:val="22"/>
+        </w:rPr>
+        <w:t>Applied data cleaning techniques, ensuring the integrity and quality of datasets, and performed ad-hoc analysis to support business operations and process improvements.</w:t>
+      </w:r>
+    </w:p>
+    <w:p>
+      <w:pPr>
+        <w:pStyle w:val="Heading1"/>
+        <w:numPr>
+          <w:ilvl w:val="0"/>
+          <w:numId w:val="20"/>
+        </w:numPr>
+        <w:rPr>
+          <w:b w:val="0"/>
+          <w:bCs w:val="0"/>
+          <w:szCs w:val="22"/>
+        </w:rPr>
+      </w:pPr>
+      <w:r>
+        <w:rPr>
+          <w:b w:val="0"/>
+          <w:bCs w:val="0"/>
+          <w:szCs w:val="22"/>
+        </w:rPr>
+        <w:t>Provided training and guidance to team members on best practices for data analysis tools, promoting consistency and efficiency in reporting workflows.</w:t>
+      </w:r>
+    </w:p>
+    <w:p>
+      <w:pPr>
+        <w:pStyle w:val="Heading1"/>
+        <w:numPr>
+          <w:ilvl w:val="0"/>
+          <w:numId w:val="20"/>
+        </w:numPr>
+        <w:rPr>
+          <w:b w:val="0"/>
+          <w:bCs w:val="0"/>
+          <w:szCs w:val="22"/>
+        </w:rPr>
+      </w:pPr>
+      <w:r>
+        <w:rPr>
+          <w:b w:val="0"/>
+          <w:bCs w:val="0"/>
+          <w:szCs w:val="22"/>
+        </w:rPr>
+        <w:t>Played a key role in integrating reporting workflows, automating data collection and analysis processes to improve the accuracy and timeliness of reports.</w:t>
+      </w:r>
+    </w:p>
+    <w:p>
+      <w:pPr>
+        <w:pStyle w:val="Heading1"/>
+        <w:numPr>
+          <w:ilvl w:val="0"/>
+          <w:numId w:val="20"/>
+        </w:numPr>
+        <w:rPr>
+          <w:b w:val="0"/>
+          <w:bCs w:val="0"/>
+          <w:szCs w:val="22"/>
+        </w:rPr>
+      </w:pPr>
+      <w:r>
+        <w:rPr>
+          <w:b w:val="0"/>
+          <w:bCs w:val="0"/>
+          <w:szCs w:val="22"/>
+        </w:rPr>
+        <w:t>Implemented API endpoints and backend frameworks for the seamless integration of data analysis solutions with web applications, streamlining user interaction and enhancing application performance.</w:t>
       </w:r>
       <w:r>
         <w:rPr>
@@ -575,7 +662,6 @@
             </w:tcBorders>
             <w:shd w:val="clear" w:color="auto" w:fill="auto"/>
             <w:noWrap/>
-            <w:hideMark/>
           </w:tcPr>
           <w:p>
             <w:pPr>
@@ -588,12 +674,12 @@
             </w:pPr>
             <w:r>
               <w:rPr>
-                <w:rFonts w:eastAsia="Arial Unicode MS"/>
                 <w:b/>
+                <w:bCs/>
                 <w:sz w:val="22"/>
                 <w:szCs w:val="22"/>
               </w:rPr>
-              <w:t>Big Data</w:t>
+              <w:t>Cloud Platforms</w:t>
             </w:r>
           </w:p>
         </w:tc>
@@ -608,7 +694,6 @@
             </w:tcBorders>
             <w:shd w:val="clear" w:color="auto" w:fill="auto"/>
             <w:noWrap/>
-            <w:hideMark/>
           </w:tcPr>
           <w:p>
             <w:pPr>
@@ -619,22 +704,11 @@
             </w:pPr>
             <w:r>
               <w:rPr>
-                <w:rFonts w:eastAsia="Arial Unicode MS"/>
                 <w:sz w:val="22"/>
                 <w:szCs w:val="22"/>
               </w:rPr>
-              <w:t xml:space="preserve">Oozie, HDFS, MongoDB, Map Reduce, Cassandra, Spark, Sqoop, Kafka, </w:t>
+              <w:t>AWS</w:t>
             </w:r>
-            <w:proofErr w:type="spellStart"/>
-            <w:r>
-              <w:rPr>
-                <w:rFonts w:eastAsia="Arial Unicode MS"/>
-                <w:sz w:val="22"/>
-                <w:szCs w:val="22"/>
-              </w:rPr>
-              <w:t>HortonWorks</w:t>
-            </w:r>
-            <w:proofErr w:type="spellEnd"/>
           </w:p>
         </w:tc>
       </w:tr>
@@ -695,102 +769,35 @@
                 <w:szCs w:val="22"/>
               </w:rPr>
             </w:pPr>
-            <w:proofErr w:type="spellStart"/>
             <w:r>
               <w:rPr>
                 <w:sz w:val="22"/>
                 <w:szCs w:val="22"/>
               </w:rPr>
-              <w:t>Github</w:t>
+              <w:t xml:space="preserve">Github, Git, Visual studio code, Jenkins, Github Actions, </w:t>
             </w:r>
-            <w:proofErr w:type="spellEnd"/>
             <w:r>
               <w:rPr>
                 <w:sz w:val="22"/>
                 <w:szCs w:val="22"/>
               </w:rPr>
-              <w:t xml:space="preserve">, Gitlab, Git, Visual studio code, Jenkins, </w:t>
+              <w:t>Jira</w:t>
             </w:r>
-            <w:proofErr w:type="spellStart"/>
             <w:r>
               <w:rPr>
                 <w:sz w:val="22"/>
                 <w:szCs w:val="22"/>
               </w:rPr>
-              <w:t>Github</w:t>
+              <w:t>, confluence</w:t>
             </w:r>
-            <w:proofErr w:type="spellEnd"/>
-            <w:r>
+          </w:p>
+          <w:p>
+            <w:pPr>
               <w:rPr>
                 <w:sz w:val="22"/>
                 <w:szCs w:val="22"/>
               </w:rPr>
-              <w:t xml:space="preserve"> Actions, SonarQube, </w:t>
-            </w:r>
-            <w:proofErr w:type="spellStart"/>
-            <w:r>
-              <w:rPr>
-                <w:sz w:val="22"/>
-                <w:szCs w:val="22"/>
-              </w:rPr>
-              <w:t>Tflint</w:t>
-            </w:r>
-            <w:proofErr w:type="spellEnd"/>
-            <w:r>
-              <w:rPr>
-                <w:sz w:val="22"/>
-                <w:szCs w:val="22"/>
-              </w:rPr>
-              <w:t xml:space="preserve">, </w:t>
-            </w:r>
-            <w:proofErr w:type="spellStart"/>
-            <w:r>
-              <w:rPr>
-                <w:sz w:val="22"/>
-                <w:szCs w:val="22"/>
-              </w:rPr>
-              <w:t>tfsec</w:t>
-            </w:r>
-            <w:proofErr w:type="spellEnd"/>
-            <w:r>
-              <w:rPr>
-                <w:sz w:val="22"/>
-                <w:szCs w:val="22"/>
-              </w:rPr>
-              <w:t xml:space="preserve">, </w:t>
-            </w:r>
-            <w:proofErr w:type="spellStart"/>
-            <w:r>
-              <w:rPr>
-                <w:sz w:val="22"/>
-                <w:szCs w:val="22"/>
-              </w:rPr>
-              <w:t>jira</w:t>
-            </w:r>
-            <w:proofErr w:type="spellEnd"/>
-            <w:r>
-              <w:rPr>
-                <w:sz w:val="22"/>
-                <w:szCs w:val="22"/>
-              </w:rPr>
-              <w:t xml:space="preserve">, confluence, agile methodology, </w:t>
-            </w:r>
-            <w:proofErr w:type="spellStart"/>
-            <w:r>
-              <w:rPr>
-                <w:sz w:val="22"/>
-                <w:szCs w:val="22"/>
-              </w:rPr>
-              <w:t>gitflow</w:t>
-            </w:r>
-            <w:proofErr w:type="spellEnd"/>
-            <w:r>
-              <w:rPr>
-                <w:sz w:val="22"/>
-                <w:szCs w:val="22"/>
-              </w:rPr>
-              <w:t xml:space="preserve"> methodology</w:t>
-            </w:r>
+            </w:pPr>
           </w:p>
         </w:tc>
       </w:tr>
@@ -856,7 +863,7 @@
                 <w:sz w:val="22"/>
                 <w:szCs w:val="22"/>
               </w:rPr>
-              <w:t>Oracle 8i/9i, SQL Server 2003/2008, MySQL 5.0.</w:t>
+              <w:t>SQL Server 2003/2008, MySQL 5.0.</w:t>
             </w:r>
           </w:p>
         </w:tc>
@@ -1060,7 +1067,7 @@
                 <w:sz w:val="22"/>
                 <w:szCs w:val="22"/>
               </w:rPr>
-              <w:t>Python, R, SQL, PL/SQL, Unix Shell Scripts</w:t>
+              <w:t>Python, R, SQL</w:t>
             </w:r>
           </w:p>
         </w:tc>
@@ -1128,7 +1135,7 @@
                 <w:sz w:val="22"/>
                 <w:szCs w:val="22"/>
               </w:rPr>
-              <w:t>Erwin, SAS, Power BI</w:t>
+              <w:t>Power BI</w:t>
             </w:r>
           </w:p>
         </w:tc>
@@ -1146,6 +1153,7 @@
           <w:sz w:val="22"/>
           <w:szCs w:val="22"/>
         </w:rPr>
+        <w:lastRenderedPageBreak/>
         <w:tab/>
       </w:r>
     </w:p>
@@ -1218,13 +1226,11 @@
     </w:p>
     <w:p>
       <w:pPr>
+        <w:pStyle w:val="ListParagraph"/>
         <w:numPr>
           <w:ilvl w:val="0"/>
-          <w:numId w:val="11"/>
+          <w:numId w:val="26"/>
         </w:numPr>
-        <w:shd w:val="clear" w:color="auto" w:fill="FFFFFF"/>
-        <w:ind w:left="729"/>
-        <w:jc w:val="both"/>
         <w:rPr>
           <w:sz w:val="22"/>
           <w:szCs w:val="22"/>
@@ -1237,18 +1243,16 @@
           <w:szCs w:val="22"/>
           <w:lang w:eastAsia="en-IN"/>
         </w:rPr>
-        <w:t>Working on Aspect based sentiment analysis in legal domain. (Writing paper to publish on this).</w:t>
-      </w:r>
-    </w:p>
-    <w:p>
-      <w:pPr>
+        <w:t>Developed a "Spam Text Detection" application using Python and HTML to analyze and filter spam messages from legitimate texts.</w:t>
+      </w:r>
+    </w:p>
+    <w:p>
+      <w:pPr>
+        <w:pStyle w:val="ListParagraph"/>
         <w:numPr>
           <w:ilvl w:val="0"/>
-          <w:numId w:val="11"/>
+          <w:numId w:val="26"/>
         </w:numPr>
-        <w:shd w:val="clear" w:color="auto" w:fill="FFFFFF"/>
-        <w:ind w:left="729"/>
-        <w:jc w:val="both"/>
         <w:rPr>
           <w:sz w:val="22"/>
           <w:szCs w:val="22"/>
@@ -1261,36 +1265,16 @@
           <w:szCs w:val="22"/>
           <w:lang w:eastAsia="en-IN"/>
         </w:rPr>
-        <w:t xml:space="preserve">Predicting the sentiment of opinions of rule passed in legal domains and used ML, NLP, </w:t>
-      </w:r>
-      <w:proofErr w:type="spellStart"/>
-      <w:r>
-        <w:rPr>
-          <w:sz w:val="22"/>
-          <w:szCs w:val="22"/>
-          <w:lang w:eastAsia="en-IN"/>
-        </w:rPr>
-        <w:t>PowerBi</w:t>
-      </w:r>
-      <w:proofErr w:type="spellEnd"/>
-      <w:r>
-        <w:rPr>
-          <w:sz w:val="22"/>
-          <w:szCs w:val="22"/>
-          <w:lang w:eastAsia="en-IN"/>
-        </w:rPr>
-        <w:t>, Tableau.</w:t>
-      </w:r>
-    </w:p>
-    <w:p>
-      <w:pPr>
+        <w:t>Integrated Machine Learning (ML) algorithms and Artificial Intelligence (AI) models to effectively classify text messages as spam or non-spam, enhancing accuracy and detection rates.</w:t>
+      </w:r>
+    </w:p>
+    <w:p>
+      <w:pPr>
+        <w:pStyle w:val="ListParagraph"/>
         <w:numPr>
           <w:ilvl w:val="0"/>
-          <w:numId w:val="11"/>
+          <w:numId w:val="26"/>
         </w:numPr>
-        <w:shd w:val="clear" w:color="auto" w:fill="FFFFFF"/>
-        <w:ind w:left="729"/>
-        <w:jc w:val="both"/>
         <w:rPr>
           <w:sz w:val="22"/>
           <w:szCs w:val="22"/>
@@ -1303,18 +1287,16 @@
           <w:szCs w:val="22"/>
           <w:lang w:eastAsia="en-IN"/>
         </w:rPr>
-        <w:t>Worked on techniques like back propagation, data augmentation and data masking.</w:t>
-      </w:r>
-    </w:p>
-    <w:p>
-      <w:pPr>
+        <w:t>Implemented Natural Language Processing (NLP) techniques to preprocess text data, including tokenization, stopword removal, and text vectorization, ensuring the model received clean, relevant input data.</w:t>
+      </w:r>
+    </w:p>
+    <w:p>
+      <w:pPr>
+        <w:pStyle w:val="ListParagraph"/>
         <w:numPr>
           <w:ilvl w:val="0"/>
-          <w:numId w:val="11"/>
+          <w:numId w:val="26"/>
         </w:numPr>
-        <w:shd w:val="clear" w:color="auto" w:fill="FFFFFF"/>
-        <w:ind w:left="729"/>
-        <w:jc w:val="both"/>
         <w:rPr>
           <w:sz w:val="22"/>
           <w:szCs w:val="22"/>
@@ -1327,18 +1309,16 @@
           <w:szCs w:val="22"/>
           <w:lang w:eastAsia="en-IN"/>
         </w:rPr>
-        <w:t>Worked on information retrieval of case law data and managed in writing a legal dataset.</w:t>
-      </w:r>
-    </w:p>
-    <w:p>
-      <w:pPr>
+        <w:t>Trained and tested various ML models such as Logistic Regression, Naive Bayes, and Random Forest to determine the most effective approach for spam detection.</w:t>
+      </w:r>
+    </w:p>
+    <w:p>
+      <w:pPr>
+        <w:pStyle w:val="ListParagraph"/>
         <w:numPr>
           <w:ilvl w:val="0"/>
-          <w:numId w:val="11"/>
+          <w:numId w:val="26"/>
         </w:numPr>
-        <w:shd w:val="clear" w:color="auto" w:fill="FFFFFF"/>
-        <w:ind w:left="729"/>
-        <w:jc w:val="both"/>
         <w:rPr>
           <w:sz w:val="22"/>
           <w:szCs w:val="22"/>
@@ -1351,72 +1331,16 @@
           <w:szCs w:val="22"/>
           <w:lang w:eastAsia="en-IN"/>
         </w:rPr>
-        <w:t xml:space="preserve">Scripted codes in Python using </w:t>
-      </w:r>
-      <w:proofErr w:type="spellStart"/>
-      <w:r>
-        <w:rPr>
-          <w:sz w:val="22"/>
-          <w:szCs w:val="22"/>
-          <w:lang w:eastAsia="en-IN"/>
-        </w:rPr>
-        <w:t>Numpy</w:t>
-      </w:r>
-      <w:proofErr w:type="spellEnd"/>
-      <w:r>
-        <w:rPr>
-          <w:sz w:val="22"/>
-          <w:szCs w:val="22"/>
-          <w:lang w:eastAsia="en-IN"/>
-        </w:rPr>
-        <w:t xml:space="preserve">, </w:t>
-      </w:r>
-      <w:proofErr w:type="spellStart"/>
-      <w:r>
-        <w:rPr>
-          <w:sz w:val="22"/>
-          <w:szCs w:val="22"/>
-          <w:lang w:eastAsia="en-IN"/>
-        </w:rPr>
-        <w:t>sklearn</w:t>
-      </w:r>
-      <w:proofErr w:type="spellEnd"/>
-      <w:r>
-        <w:rPr>
-          <w:sz w:val="22"/>
-          <w:szCs w:val="22"/>
-          <w:lang w:eastAsia="en-IN"/>
-        </w:rPr>
-        <w:t xml:space="preserve">, Pandas and </w:t>
-      </w:r>
-      <w:proofErr w:type="spellStart"/>
-      <w:r>
-        <w:rPr>
-          <w:sz w:val="22"/>
-          <w:szCs w:val="22"/>
-          <w:lang w:eastAsia="en-IN"/>
-        </w:rPr>
-        <w:t>Pyplot</w:t>
-      </w:r>
-      <w:proofErr w:type="spellEnd"/>
-      <w:r>
-        <w:rPr>
-          <w:sz w:val="22"/>
-          <w:szCs w:val="22"/>
-          <w:lang w:eastAsia="en-IN"/>
-        </w:rPr>
-        <w:t xml:space="preserve"> libraries.</w:t>
-      </w:r>
-    </w:p>
-    <w:p>
-      <w:pPr>
+        <w:t>Utilized Python libraries like scikit-learn for implementing ML algorithms, pandas for data manipulation, and matplotlib and seaborn for visualizing model performance.</w:t>
+      </w:r>
+    </w:p>
+    <w:p>
+      <w:pPr>
+        <w:pStyle w:val="ListParagraph"/>
         <w:numPr>
           <w:ilvl w:val="0"/>
-          <w:numId w:val="11"/>
+          <w:numId w:val="26"/>
         </w:numPr>
-        <w:shd w:val="clear" w:color="auto" w:fill="FFFFFF"/>
-        <w:ind w:left="729"/>
-        <w:jc w:val="both"/>
         <w:rPr>
           <w:sz w:val="22"/>
           <w:szCs w:val="22"/>
@@ -1429,18 +1353,16 @@
           <w:szCs w:val="22"/>
           <w:lang w:eastAsia="en-IN"/>
         </w:rPr>
-        <w:t>Worked on Visualization tools like Tableau and Power Bi for visualizing results.</w:t>
-      </w:r>
-    </w:p>
-    <w:p>
-      <w:pPr>
+        <w:t>Created web-based user interface (UI) using HTML to allow users to easily input text messages for spam detection and view results.</w:t>
+      </w:r>
+    </w:p>
+    <w:p>
+      <w:pPr>
+        <w:pStyle w:val="ListParagraph"/>
         <w:numPr>
           <w:ilvl w:val="0"/>
-          <w:numId w:val="11"/>
+          <w:numId w:val="26"/>
         </w:numPr>
-        <w:shd w:val="clear" w:color="auto" w:fill="FFFFFF"/>
-        <w:ind w:left="729"/>
-        <w:jc w:val="both"/>
         <w:rPr>
           <w:sz w:val="22"/>
           <w:szCs w:val="22"/>
@@ -1453,18 +1375,16 @@
           <w:szCs w:val="22"/>
           <w:lang w:eastAsia="en-IN"/>
         </w:rPr>
-        <w:t>Experience in working in Machine Learning models.</w:t>
-      </w:r>
-    </w:p>
-    <w:p>
-      <w:pPr>
+        <w:t>Built a backend framework to process the user input, run text classification using the trained ML model, and return the classification results in real-time.</w:t>
+      </w:r>
+    </w:p>
+    <w:p>
+      <w:pPr>
+        <w:pStyle w:val="ListParagraph"/>
         <w:numPr>
           <w:ilvl w:val="0"/>
-          <w:numId w:val="11"/>
+          <w:numId w:val="26"/>
         </w:numPr>
-        <w:shd w:val="clear" w:color="auto" w:fill="FFFFFF"/>
-        <w:ind w:left="729"/>
-        <w:jc w:val="both"/>
         <w:rPr>
           <w:sz w:val="22"/>
           <w:szCs w:val="22"/>
@@ -1477,18 +1397,16 @@
           <w:szCs w:val="22"/>
           <w:lang w:eastAsia="en-IN"/>
         </w:rPr>
-        <w:t>Created S3 bucket and glacier in AWS cloud to store the backup files, snapshots, and wrote policies to provide access to the data stored in S3 buckets.</w:t>
-      </w:r>
-    </w:p>
-    <w:p>
-      <w:pPr>
+        <w:t>Employed confusion matrix to evaluate the performance of the model, including metrics such as accuracy, precision, recall, and F1-score, providing detailed insights into model effectiveness.</w:t>
+      </w:r>
+    </w:p>
+    <w:p>
+      <w:pPr>
+        <w:pStyle w:val="ListParagraph"/>
         <w:numPr>
           <w:ilvl w:val="0"/>
-          <w:numId w:val="11"/>
+          <w:numId w:val="26"/>
         </w:numPr>
-        <w:shd w:val="clear" w:color="auto" w:fill="FFFFFF"/>
-        <w:ind w:left="729"/>
-        <w:jc w:val="both"/>
         <w:rPr>
           <w:sz w:val="22"/>
           <w:szCs w:val="22"/>
@@ -1501,18 +1419,16 @@
           <w:szCs w:val="22"/>
           <w:lang w:eastAsia="en-IN"/>
         </w:rPr>
-        <w:t>Experience in Open Telemetry Python SDK to collect and generate application data for creating metrics and logs.</w:t>
-      </w:r>
-    </w:p>
-    <w:p>
-      <w:pPr>
+        <w:t>Analyzed model performance and fine-tuned hyperparameters to optimize detection accuracy and minimize false positives/negatives in classifying spam texts.</w:t>
+      </w:r>
+    </w:p>
+    <w:p>
+      <w:pPr>
+        <w:pStyle w:val="ListParagraph"/>
         <w:numPr>
           <w:ilvl w:val="0"/>
-          <w:numId w:val="11"/>
+          <w:numId w:val="26"/>
         </w:numPr>
-        <w:shd w:val="clear" w:color="auto" w:fill="FFFFFF"/>
-        <w:ind w:left="729"/>
-        <w:jc w:val="both"/>
         <w:rPr>
           <w:sz w:val="22"/>
           <w:szCs w:val="22"/>
@@ -1525,12 +1441,122 @@
           <w:szCs w:val="22"/>
           <w:lang w:eastAsia="en-IN"/>
         </w:rPr>
-        <w:t>Maintained CSS and HTML, XSL, XSLT, JAVA SCRIPT, JSF, Angular JS, for designing Webpages.</w:t>
+        <w:t>Developed API endpoints to allow for seamless integration of the spam detection system into other applications or platforms for broader usage.</w:t>
       </w:r>
     </w:p>
     <w:p>
       <w:pPr>
         <w:pStyle w:val="ListParagraph"/>
+        <w:numPr>
+          <w:ilvl w:val="0"/>
+          <w:numId w:val="26"/>
+        </w:numPr>
+        <w:rPr>
+          <w:sz w:val="22"/>
+          <w:szCs w:val="22"/>
+          <w:lang w:eastAsia="en-IN"/>
+        </w:rPr>
+      </w:pPr>
+      <w:r>
+        <w:rPr>
+          <w:sz w:val="22"/>
+          <w:szCs w:val="22"/>
+          <w:lang w:eastAsia="en-IN"/>
+        </w:rPr>
+        <w:t>Implemented cross-validation techniques to ensure the model’s generalizability and robustness across different datasets, preventing overfitting.</w:t>
+      </w:r>
+    </w:p>
+    <w:p>
+      <w:pPr>
+        <w:pStyle w:val="ListParagraph"/>
+        <w:numPr>
+          <w:ilvl w:val="0"/>
+          <w:numId w:val="26"/>
+        </w:numPr>
+        <w:rPr>
+          <w:sz w:val="22"/>
+          <w:szCs w:val="22"/>
+          <w:lang w:eastAsia="en-IN"/>
+        </w:rPr>
+      </w:pPr>
+      <w:r>
+        <w:rPr>
+          <w:sz w:val="22"/>
+          <w:szCs w:val="22"/>
+          <w:lang w:eastAsia="en-IN"/>
+        </w:rPr>
+        <w:t>Created detailed documentation for both the application and the detection algorithms, ensuring stakeholders and developers could easily understand the implementation and use the system.</w:t>
+      </w:r>
+    </w:p>
+    <w:p>
+      <w:pPr>
+        <w:pStyle w:val="ListParagraph"/>
+        <w:numPr>
+          <w:ilvl w:val="0"/>
+          <w:numId w:val="26"/>
+        </w:numPr>
+        <w:rPr>
+          <w:sz w:val="22"/>
+          <w:szCs w:val="22"/>
+          <w:lang w:eastAsia="en-IN"/>
+        </w:rPr>
+      </w:pPr>
+      <w:r>
+        <w:rPr>
+          <w:sz w:val="22"/>
+          <w:szCs w:val="22"/>
+          <w:lang w:eastAsia="en-IN"/>
+        </w:rPr>
+        <w:t>Conducted extensive testing on the application to ensure reliable detection across a variety of spam message formats and real-world scenarios.</w:t>
+      </w:r>
+    </w:p>
+    <w:p>
+      <w:pPr>
+        <w:pStyle w:val="ListParagraph"/>
+        <w:numPr>
+          <w:ilvl w:val="0"/>
+          <w:numId w:val="26"/>
+        </w:numPr>
+        <w:rPr>
+          <w:sz w:val="22"/>
+          <w:szCs w:val="22"/>
+          <w:lang w:eastAsia="en-IN"/>
+        </w:rPr>
+      </w:pPr>
+      <w:r>
+        <w:rPr>
+          <w:sz w:val="22"/>
+          <w:szCs w:val="22"/>
+          <w:lang w:eastAsia="en-IN"/>
+        </w:rPr>
+        <w:t>Collaborated with cross-functional teams to gather feedback on system requirements, incorporating user feedback to improve the application’s user interface and performance.</w:t>
+      </w:r>
+    </w:p>
+    <w:p>
+      <w:pPr>
+        <w:pStyle w:val="ListParagraph"/>
+        <w:numPr>
+          <w:ilvl w:val="0"/>
+          <w:numId w:val="26"/>
+        </w:numPr>
+        <w:rPr>
+          <w:sz w:val="22"/>
+          <w:szCs w:val="22"/>
+        </w:rPr>
+      </w:pPr>
+      <w:r>
+        <w:rPr>
+          <w:sz w:val="22"/>
+          <w:szCs w:val="22"/>
+          <w:lang w:eastAsia="en-IN"/>
+        </w:rPr>
+        <w:t>Monitored and optimized performance by analyzing the processing time and response rates of the system, ensuring the application ran efficiently on various devices and environments.</w:t>
+      </w:r>
+    </w:p>
+    <w:p>
+      <w:pPr>
+        <w:pStyle w:val="ListParagraph"/>
+        <w:ind w:left="360"/>
         <w:rPr>
           <w:sz w:val="22"/>
           <w:szCs w:val="22"/>
@@ -1554,17 +1580,15 @@
           <w:sz w:val="22"/>
           <w:szCs w:val="22"/>
         </w:rPr>
-        <w:lastRenderedPageBreak/>
         <w:t xml:space="preserve">Data </w:t>
       </w:r>
-      <w:proofErr w:type="gramStart"/>
       <w:r>
         <w:rPr>
           <w:b/>
           <w:sz w:val="22"/>
           <w:szCs w:val="22"/>
         </w:rPr>
-        <w:t xml:space="preserve">Analyst  </w:t>
+        <w:t xml:space="preserve">Analyst </w:t>
       </w:r>
       <w:r>
         <w:rPr>
@@ -1574,7 +1598,14 @@
         </w:rPr>
         <w:tab/>
       </w:r>
-      <w:proofErr w:type="gramEnd"/>
+      <w:r>
+        <w:rPr>
+          <w:b/>
+          <w:sz w:val="22"/>
+          <w:szCs w:val="22"/>
+        </w:rPr>
+        <w:t xml:space="preserve">    </w:t>
+      </w:r>
       <w:r>
         <w:rPr>
           <w:sz w:val="22"/>
@@ -1623,7 +1654,7 @@
         <w:pStyle w:val="ListParagraph"/>
         <w:numPr>
           <w:ilvl w:val="0"/>
-          <w:numId w:val="14"/>
+          <w:numId w:val="25"/>
         </w:numPr>
         <w:tabs>
           <w:tab w:val="right" w:pos="9720"/>
@@ -1641,7 +1672,7 @@
           <w:szCs w:val="22"/>
           <w:lang w:eastAsia="en-IN"/>
         </w:rPr>
-        <w:t>Created and analyzed business requirements for technical data solutions.</w:t>
+        <w:t>Developed dynamic web pages using HTML, ensuring responsive design and seamless user experience across various devices and screen sizes.</w:t>
       </w:r>
     </w:p>
     <w:p>
@@ -1649,7 +1680,7 @@
         <w:pStyle w:val="ListParagraph"/>
         <w:numPr>
           <w:ilvl w:val="0"/>
-          <w:numId w:val="14"/>
+          <w:numId w:val="25"/>
         </w:numPr>
         <w:tabs>
           <w:tab w:val="right" w:pos="9720"/>
@@ -1667,7 +1698,7 @@
           <w:szCs w:val="22"/>
           <w:lang w:eastAsia="en-IN"/>
         </w:rPr>
-        <w:t>Identified integration impacts, data flows, and data stewardship needs.</w:t>
+        <w:t>Implemented advanced HTML features such as forms, tables, and multimedia components, ensuring the web pages met business and technical requirements.</w:t>
       </w:r>
     </w:p>
     <w:p>
@@ -1675,7 +1706,7 @@
         <w:pStyle w:val="ListParagraph"/>
         <w:numPr>
           <w:ilvl w:val="0"/>
-          <w:numId w:val="14"/>
+          <w:numId w:val="25"/>
         </w:numPr>
         <w:tabs>
           <w:tab w:val="right" w:pos="9720"/>
@@ -1693,7 +1724,7 @@
           <w:szCs w:val="22"/>
           <w:lang w:eastAsia="en-IN"/>
         </w:rPr>
-        <w:t>Designed new data constraints and reused existing ones.</w:t>
+        <w:t>Collaborated with UX/UI designers to ensure the web pages adhered to brand guidelines and best practices for user interaction and accessibility.</w:t>
       </w:r>
     </w:p>
     <w:p>
@@ -1701,7 +1732,7 @@
         <w:pStyle w:val="ListParagraph"/>
         <w:numPr>
           <w:ilvl w:val="0"/>
-          <w:numId w:val="14"/>
+          <w:numId w:val="25"/>
         </w:numPr>
         <w:tabs>
           <w:tab w:val="right" w:pos="9720"/>
@@ -1719,7 +1750,7 @@
           <w:szCs w:val="22"/>
           <w:lang w:eastAsia="en-IN"/>
         </w:rPr>
-        <w:t>Developed data dictionaries, ETL mappings, metadata, DDL, DML, and other documentation.</w:t>
+        <w:t>Utilized CSS and JavaScript to enhance the visual appeal and interactivity of the web pages, providing a modern and user-friendly interface.</w:t>
       </w:r>
     </w:p>
     <w:p>
@@ -1727,7 +1758,7 @@
         <w:pStyle w:val="ListParagraph"/>
         <w:numPr>
           <w:ilvl w:val="0"/>
-          <w:numId w:val="14"/>
+          <w:numId w:val="25"/>
         </w:numPr>
         <w:tabs>
           <w:tab w:val="right" w:pos="9720"/>
@@ -1745,7 +1776,7 @@
           <w:szCs w:val="22"/>
           <w:lang w:eastAsia="en-IN"/>
         </w:rPr>
-        <w:t>Led JAD sessions as the primary modeler to expand and develop databases.</w:t>
+        <w:t>Wrote SQL queries to extract, update, and manage data from various relational databases, ensuring accurate and efficient data retrieval for the web pages.</w:t>
       </w:r>
     </w:p>
     <w:p>
@@ -1753,7 +1784,7 @@
         <w:pStyle w:val="ListParagraph"/>
         <w:numPr>
           <w:ilvl w:val="0"/>
-          <w:numId w:val="14"/>
+          <w:numId w:val="25"/>
         </w:numPr>
         <w:tabs>
           <w:tab w:val="right" w:pos="9720"/>
@@ -1771,7 +1802,7 @@
           <w:szCs w:val="22"/>
           <w:lang w:eastAsia="en-IN"/>
         </w:rPr>
-        <w:t>Enhanced data models to align with business requirements.</w:t>
+        <w:t>Created database schemas and established relationships between tables to ensure the integrity and scalability of the data storage solutions.</w:t>
       </w:r>
     </w:p>
     <w:p>
@@ -1779,7 +1810,7 @@
         <w:pStyle w:val="ListParagraph"/>
         <w:numPr>
           <w:ilvl w:val="0"/>
-          <w:numId w:val="14"/>
+          <w:numId w:val="25"/>
         </w:numPr>
         <w:tabs>
           <w:tab w:val="right" w:pos="9720"/>
@@ -1797,7 +1828,7 @@
           <w:szCs w:val="22"/>
           <w:lang w:eastAsia="en-IN"/>
         </w:rPr>
-        <w:t>Generated and executed SQL scripts for database updates, indexing, and stored procedures.</w:t>
+        <w:t>Integrated SQL with the web pages to allow users to interact with the database in real-time, displaying dynamic data without requiring page reloads.</w:t>
       </w:r>
     </w:p>
     <w:p>
@@ -1805,7 +1836,7 @@
         <w:pStyle w:val="ListParagraph"/>
         <w:numPr>
           <w:ilvl w:val="0"/>
-          <w:numId w:val="14"/>
+          <w:numId w:val="25"/>
         </w:numPr>
         <w:tabs>
           <w:tab w:val="right" w:pos="9720"/>
@@ -1823,7 +1854,7 @@
           <w:szCs w:val="22"/>
           <w:lang w:eastAsia="en-IN"/>
         </w:rPr>
-        <w:t>Consolidated and updated data models through reverse and forward engineering.</w:t>
+        <w:t>Utilized AWS Cloud services to store and manage data, leveraging services like Amazon S3 and RDS for secure and scalable cloud storage.</w:t>
       </w:r>
     </w:p>
     <w:p>
@@ -1831,7 +1862,7 @@
         <w:pStyle w:val="ListParagraph"/>
         <w:numPr>
           <w:ilvl w:val="0"/>
-          <w:numId w:val="14"/>
+          <w:numId w:val="25"/>
         </w:numPr>
         <w:tabs>
           <w:tab w:val="right" w:pos="9720"/>
@@ -1849,7 +1880,8 @@
           <w:szCs w:val="22"/>
           <w:lang w:eastAsia="en-IN"/>
         </w:rPr>
-        <w:t>Analyzed and resolved discrepancies across multiple database environments.</w:t>
+        <w:lastRenderedPageBreak/>
+        <w:t>Configured and deployed the AWS environment, ensuring data was properly stored and accessible with low latency for users, while adhering to best practices for security and data privacy.</w:t>
       </w:r>
     </w:p>
     <w:p>
@@ -1857,7 +1889,7 @@
         <w:pStyle w:val="ListParagraph"/>
         <w:numPr>
           <w:ilvl w:val="0"/>
-          <w:numId w:val="14"/>
+          <w:numId w:val="25"/>
         </w:numPr>
         <w:tabs>
           <w:tab w:val="right" w:pos="9720"/>
@@ -1875,7 +1907,7 @@
           <w:szCs w:val="22"/>
           <w:lang w:eastAsia="en-IN"/>
         </w:rPr>
-        <w:t>Developed complex data models using DAX for advanced reporting.</w:t>
+        <w:t>Implemented AWS IAM policies to manage user permissions for accessing and modifying the stored data, ensuring a secure and compliant cloud environment.</w:t>
       </w:r>
     </w:p>
     <w:p>
@@ -1883,7 +1915,7 @@
         <w:pStyle w:val="ListParagraph"/>
         <w:numPr>
           <w:ilvl w:val="0"/>
-          <w:numId w:val="14"/>
+          <w:numId w:val="25"/>
         </w:numPr>
         <w:tabs>
           <w:tab w:val="right" w:pos="9720"/>
@@ -1901,7 +1933,7 @@
           <w:szCs w:val="22"/>
           <w:lang w:eastAsia="en-IN"/>
         </w:rPr>
-        <w:t>Proficient in data visualization tools like Power BI and QlikView for interactive analysis.</w:t>
+        <w:t>Optimized SQL queries for performance, ensuring fast data retrieval and efficient operations when accessing the database through the web interface.</w:t>
       </w:r>
     </w:p>
     <w:p>
@@ -1909,7 +1941,7 @@
         <w:pStyle w:val="ListParagraph"/>
         <w:numPr>
           <w:ilvl w:val="0"/>
-          <w:numId w:val="14"/>
+          <w:numId w:val="25"/>
         </w:numPr>
         <w:tabs>
           <w:tab w:val="right" w:pos="9720"/>
@@ -1927,11 +1959,16 @@
           <w:szCs w:val="22"/>
           <w:lang w:eastAsia="en-IN"/>
         </w:rPr>
-        <w:t>Skilled in data cleaning, preparation, and storytelling to ensure data quality and drive insights.</w:t>
-      </w:r>
-    </w:p>
-    <w:p>
-      <w:pPr>
+        <w:t>Worked with AWS Lambda for serverless operations, processing backend tasks and automating workflows for handling data stored in AWS.</w:t>
+      </w:r>
+    </w:p>
+    <w:p>
+      <w:pPr>
+        <w:pStyle w:val="ListParagraph"/>
+        <w:numPr>
+          <w:ilvl w:val="0"/>
+          <w:numId w:val="25"/>
+        </w:numPr>
         <w:tabs>
           <w:tab w:val="right" w:pos="9720"/>
           <w:tab w:val="right" w:pos="9810"/>
@@ -1942,9 +1979,22 @@
           <w:lang w:eastAsia="en-IN"/>
         </w:rPr>
       </w:pPr>
-    </w:p>
-    <w:p>
-      <w:pPr>
+      <w:r>
+        <w:rPr>
+          <w:sz w:val="22"/>
+          <w:szCs w:val="22"/>
+          <w:lang w:eastAsia="en-IN"/>
+        </w:rPr>
+        <w:t>Ensured data consistency between the SQL database and AWS cloud storage, implementing synchronization protocols to maintain accuracy and integrity.</w:t>
+      </w:r>
+    </w:p>
+    <w:p>
+      <w:pPr>
+        <w:pStyle w:val="ListParagraph"/>
+        <w:numPr>
+          <w:ilvl w:val="0"/>
+          <w:numId w:val="25"/>
+        </w:numPr>
         <w:tabs>
           <w:tab w:val="right" w:pos="9720"/>
           <w:tab w:val="right" w:pos="9810"/>
@@ -1952,38 +2002,16 @@
         <w:rPr>
           <w:sz w:val="22"/>
           <w:szCs w:val="22"/>
-        </w:rPr>
-      </w:pPr>
-      <w:r>
-        <w:rPr>
-          <w:b/>
-          <w:sz w:val="22"/>
-          <w:szCs w:val="22"/>
-        </w:rPr>
-        <w:t xml:space="preserve">Data Engineer  </w:t>
-      </w:r>
-      <w:r>
-        <w:rPr>
-          <w:sz w:val="22"/>
-          <w:szCs w:val="22"/>
-        </w:rPr>
-        <w:tab/>
-        <w:t>Dec. 2017 – Oct. 2019</w:t>
-      </w:r>
-    </w:p>
-    <w:p>
-      <w:pPr>
-        <w:rPr>
-          <w:sz w:val="22"/>
-          <w:szCs w:val="22"/>
-        </w:rPr>
-      </w:pPr>
-      <w:r>
-        <w:rPr>
-          <w:sz w:val="22"/>
-          <w:szCs w:val="22"/>
-        </w:rPr>
-        <w:t xml:space="preserve">MERCO GROUP, India </w:t>
+          <w:lang w:eastAsia="en-IN"/>
+        </w:rPr>
+      </w:pPr>
+      <w:r>
+        <w:rPr>
+          <w:sz w:val="22"/>
+          <w:szCs w:val="22"/>
+          <w:lang w:eastAsia="en-IN"/>
+        </w:rPr>
+        <w:t>Developed backend solutions using AWS services like API Gateway and DynamoDB, allowing for scalable data management and interaction through the web pages.</w:t>
       </w:r>
     </w:p>
     <w:p>
@@ -1991,20 +2019,25 @@
         <w:pStyle w:val="ListParagraph"/>
         <w:numPr>
           <w:ilvl w:val="0"/>
-          <w:numId w:val="21"/>
+          <w:numId w:val="25"/>
         </w:numPr>
-        <w:rPr>
-          <w:sz w:val="22"/>
-          <w:szCs w:val="22"/>
-        </w:rPr>
-      </w:pPr>
-      <w:r>
+        <w:tabs>
+          <w:tab w:val="right" w:pos="9720"/>
+          <w:tab w:val="right" w:pos="9810"/>
+        </w:tabs>
         <w:rPr>
           <w:sz w:val="22"/>
           <w:szCs w:val="22"/>
           <w:lang w:eastAsia="en-IN"/>
         </w:rPr>
-        <w:t>Participated in requirement gathering sessions with business users to document business needs.</w:t>
+      </w:pPr>
+      <w:r>
+        <w:rPr>
+          <w:sz w:val="22"/>
+          <w:szCs w:val="22"/>
+          <w:lang w:eastAsia="en-IN"/>
+        </w:rPr>
+        <w:t>Created detailed documentation for the web pages and SQL queries, providing a comprehensive overview of the architecture, design, and data management processes.</w:t>
       </w:r>
     </w:p>
     <w:p>
@@ -2012,11 +2045,12 @@
         <w:pStyle w:val="ListParagraph"/>
         <w:numPr>
           <w:ilvl w:val="0"/>
-          <w:numId w:val="14"/>
+          <w:numId w:val="25"/>
         </w:numPr>
-        <w:shd w:val="clear" w:color="auto" w:fill="FFFFFF"/>
-        <w:spacing w:before="100" w:beforeAutospacing="1" w:after="100" w:afterAutospacing="1"/>
-        <w:jc w:val="both"/>
+        <w:tabs>
+          <w:tab w:val="right" w:pos="9720"/>
+          <w:tab w:val="right" w:pos="9810"/>
+        </w:tabs>
         <w:rPr>
           <w:sz w:val="22"/>
           <w:szCs w:val="22"/>
@@ -2029,7 +2063,7 @@
           <w:szCs w:val="22"/>
           <w:lang w:eastAsia="en-IN"/>
         </w:rPr>
-        <w:t>Built data visualizations and cross-functional reports to highlight key metrics and trends.</w:t>
+        <w:t>Collaborated with cross-functional teams including backend developers, AWS architects, and data engineers to ensure the web pages and data storage solutions met the requirements and delivered optimal performance.</w:t>
       </w:r>
     </w:p>
     <w:p>
@@ -2037,11 +2071,12 @@
         <w:pStyle w:val="ListParagraph"/>
         <w:numPr>
           <w:ilvl w:val="0"/>
-          <w:numId w:val="14"/>
+          <w:numId w:val="25"/>
         </w:numPr>
-        <w:shd w:val="clear" w:color="auto" w:fill="FFFFFF"/>
-        <w:spacing w:before="100" w:beforeAutospacing="1" w:after="100" w:afterAutospacing="1"/>
-        <w:jc w:val="both"/>
+        <w:tabs>
+          <w:tab w:val="right" w:pos="9720"/>
+          <w:tab w:val="right" w:pos="9810"/>
+        </w:tabs>
         <w:rPr>
           <w:sz w:val="22"/>
           <w:szCs w:val="22"/>
@@ -2054,7 +2089,7 @@
           <w:szCs w:val="22"/>
           <w:lang w:eastAsia="en-IN"/>
         </w:rPr>
-        <w:t>Profiled source data to assess consistency, data types, and sizes.</w:t>
+        <w:t>Conducted unit testing on SQL queries and web pages to verify functionality, data retrieval accuracy, and responsiveness across different devices and environments.</w:t>
       </w:r>
     </w:p>
     <w:p>
@@ -2062,11 +2097,12 @@
         <w:pStyle w:val="ListParagraph"/>
         <w:numPr>
           <w:ilvl w:val="0"/>
-          <w:numId w:val="14"/>
+          <w:numId w:val="25"/>
         </w:numPr>
-        <w:shd w:val="clear" w:color="auto" w:fill="FFFFFF"/>
-        <w:spacing w:before="100" w:beforeAutospacing="1" w:after="100" w:afterAutospacing="1"/>
-        <w:jc w:val="both"/>
+        <w:tabs>
+          <w:tab w:val="right" w:pos="9720"/>
+          <w:tab w:val="right" w:pos="9810"/>
+        </w:tabs>
         <w:rPr>
           <w:sz w:val="22"/>
           <w:szCs w:val="22"/>
@@ -2079,7 +2115,94 @@
           <w:szCs w:val="22"/>
           <w:lang w:eastAsia="en-IN"/>
         </w:rPr>
-        <w:t>Designed SSIS packages for data import/export between SQL Server and other sources.</w:t>
+        <w:t>Monitored and analyzed web page performance using AWS CloudWatch, identifying and resolving bottlenecks or issues related to data retrieval, storage, or page load times.</w:t>
+      </w:r>
+    </w:p>
+    <w:p>
+      <w:pPr>
+        <w:pStyle w:val="ListParagraph"/>
+        <w:tabs>
+          <w:tab w:val="right" w:pos="9720"/>
+          <w:tab w:val="right" w:pos="9810"/>
+        </w:tabs>
+        <w:ind w:left="360"/>
+        <w:rPr>
+          <w:sz w:val="22"/>
+          <w:szCs w:val="22"/>
+          <w:lang w:eastAsia="en-IN"/>
+        </w:rPr>
+      </w:pPr>
+    </w:p>
+    <w:p>
+      <w:pPr>
+        <w:tabs>
+          <w:tab w:val="right" w:pos="9720"/>
+          <w:tab w:val="right" w:pos="9810"/>
+        </w:tabs>
+        <w:rPr>
+          <w:sz w:val="22"/>
+          <w:szCs w:val="22"/>
+        </w:rPr>
+      </w:pPr>
+      <w:r>
+        <w:rPr>
+          <w:b/>
+          <w:sz w:val="22"/>
+          <w:szCs w:val="22"/>
+        </w:rPr>
+        <w:t xml:space="preserve">Intern </w:t>
+      </w:r>
+      <w:r>
+        <w:rPr>
+          <w:b/>
+          <w:sz w:val="22"/>
+          <w:szCs w:val="22"/>
+        </w:rPr>
+        <w:t xml:space="preserve">Data Engineer  </w:t>
+      </w:r>
+      <w:r>
+        <w:rPr>
+          <w:sz w:val="22"/>
+          <w:szCs w:val="22"/>
+        </w:rPr>
+        <w:tab/>
+        <w:t>Dec. 201</w:t>
+      </w:r>
+      <w:r>
+        <w:rPr>
+          <w:sz w:val="22"/>
+          <w:szCs w:val="22"/>
+        </w:rPr>
+        <w:t>8</w:t>
+      </w:r>
+      <w:r>
+        <w:rPr>
+          <w:sz w:val="22"/>
+          <w:szCs w:val="22"/>
+        </w:rPr>
+        <w:t xml:space="preserve"> – Oct. 201</w:t>
+      </w:r>
+      <w:r>
+        <w:rPr>
+          <w:sz w:val="22"/>
+          <w:szCs w:val="22"/>
+        </w:rPr>
+        <w:t>9</w:t>
+      </w:r>
+    </w:p>
+    <w:p>
+      <w:pPr>
+        <w:rPr>
+          <w:sz w:val="22"/>
+          <w:szCs w:val="22"/>
+        </w:rPr>
+      </w:pPr>
+      <w:r>
+        <w:rPr>
+          <w:sz w:val="22"/>
+          <w:szCs w:val="22"/>
+        </w:rPr>
+        <w:t xml:space="preserve">MERCO GROUP, India </w:t>
       </w:r>
     </w:p>
     <w:p>
@@ -2087,24 +2210,19 @@
         <w:pStyle w:val="ListParagraph"/>
         <w:numPr>
           <w:ilvl w:val="0"/>
-          <w:numId w:val="14"/>
+          <w:numId w:val="24"/>
         </w:numPr>
-        <w:shd w:val="clear" w:color="auto" w:fill="FFFFFF"/>
-        <w:spacing w:before="100" w:beforeAutospacing="1" w:after="100" w:afterAutospacing="1"/>
-        <w:jc w:val="both"/>
-        <w:rPr>
-          <w:sz w:val="22"/>
-          <w:szCs w:val="22"/>
-          <w:lang w:eastAsia="en-IN"/>
-        </w:rPr>
-      </w:pPr>
-      <w:r>
-        <w:rPr>
-          <w:sz w:val="22"/>
-          <w:szCs w:val="22"/>
-          <w:lang w:eastAsia="en-IN"/>
-        </w:rPr>
-        <w:t>Performed data analysis using tools like Tableau, Spotfire, and SharePoint for insights.</w:t>
+        <w:rPr>
+          <w:sz w:val="22"/>
+          <w:szCs w:val="22"/>
+        </w:rPr>
+      </w:pPr>
+      <w:r>
+        <w:rPr>
+          <w:sz w:val="22"/>
+          <w:szCs w:val="22"/>
+        </w:rPr>
+        <w:t>Leveraged Excel and Power BI for comprehensive data collection, cleaning, and analysis to ensure data accuracy and integrity for reporting and decision-making.</w:t>
       </w:r>
     </w:p>
     <w:p>
@@ -2112,24 +2230,19 @@
         <w:pStyle w:val="ListParagraph"/>
         <w:numPr>
           <w:ilvl w:val="0"/>
-          <w:numId w:val="14"/>
+          <w:numId w:val="24"/>
         </w:numPr>
-        <w:shd w:val="clear" w:color="auto" w:fill="FFFFFF"/>
-        <w:spacing w:before="100" w:beforeAutospacing="1" w:after="100" w:afterAutospacing="1"/>
-        <w:jc w:val="both"/>
-        <w:rPr>
-          <w:sz w:val="22"/>
-          <w:szCs w:val="22"/>
-          <w:lang w:eastAsia="en-IN"/>
-        </w:rPr>
-      </w:pPr>
-      <w:r>
-        <w:rPr>
-          <w:sz w:val="22"/>
-          <w:szCs w:val="22"/>
-          <w:lang w:eastAsia="en-IN"/>
-        </w:rPr>
-        <w:t>Created DDL scripts and designed Star and Snowflake Data Models using ERWIN.</w:t>
+        <w:rPr>
+          <w:sz w:val="22"/>
+          <w:szCs w:val="22"/>
+        </w:rPr>
+      </w:pPr>
+      <w:r>
+        <w:rPr>
+          <w:sz w:val="22"/>
+          <w:szCs w:val="22"/>
+        </w:rPr>
+        <w:t>Developed complex Excel models using advanced functions like VLOOKUP, INDEX-MATCH, pivot tables, and macros to streamline data analysis and reporting processes.</w:t>
       </w:r>
     </w:p>
     <w:p>
@@ -2137,24 +2250,19 @@
         <w:pStyle w:val="ListParagraph"/>
         <w:numPr>
           <w:ilvl w:val="0"/>
-          <w:numId w:val="14"/>
+          <w:numId w:val="24"/>
         </w:numPr>
-        <w:shd w:val="clear" w:color="auto" w:fill="FFFFFF"/>
-        <w:spacing w:before="100" w:beforeAutospacing="1" w:after="100" w:afterAutospacing="1"/>
-        <w:jc w:val="both"/>
-        <w:rPr>
-          <w:sz w:val="22"/>
-          <w:szCs w:val="22"/>
-          <w:lang w:eastAsia="en-IN"/>
-        </w:rPr>
-      </w:pPr>
-      <w:r>
-        <w:rPr>
-          <w:sz w:val="22"/>
-          <w:szCs w:val="22"/>
-          <w:lang w:eastAsia="en-IN"/>
-        </w:rPr>
-        <w:t>Collaborated with DBAs to create physical models and implement data models.</w:t>
+        <w:rPr>
+          <w:sz w:val="22"/>
+          <w:szCs w:val="22"/>
+        </w:rPr>
+      </w:pPr>
+      <w:r>
+        <w:rPr>
+          <w:sz w:val="22"/>
+          <w:szCs w:val="22"/>
+        </w:rPr>
+        <w:t>Designed and maintained interactive dashboards and reports in Power BI, utilizing DAX formulas and Power Query to create dynamic and real-time visualizations of key business metrics.</w:t>
       </w:r>
     </w:p>
     <w:p>
@@ -2162,24 +2270,19 @@
         <w:pStyle w:val="ListParagraph"/>
         <w:numPr>
           <w:ilvl w:val="0"/>
-          <w:numId w:val="14"/>
+          <w:numId w:val="24"/>
         </w:numPr>
-        <w:shd w:val="clear" w:color="auto" w:fill="FFFFFF"/>
-        <w:spacing w:before="100" w:beforeAutospacing="1" w:after="100" w:afterAutospacing="1"/>
-        <w:jc w:val="both"/>
-        <w:rPr>
-          <w:sz w:val="22"/>
-          <w:szCs w:val="22"/>
-          <w:lang w:eastAsia="en-IN"/>
-        </w:rPr>
-      </w:pPr>
-      <w:r>
-        <w:rPr>
-          <w:sz w:val="22"/>
-          <w:szCs w:val="22"/>
-          <w:lang w:eastAsia="en-IN"/>
-        </w:rPr>
-        <w:t>Configured Azure services for web applications and business intelligence solutions.</w:t>
+        <w:rPr>
+          <w:sz w:val="22"/>
+          <w:szCs w:val="22"/>
+        </w:rPr>
+      </w:pPr>
+      <w:r>
+        <w:rPr>
+          <w:sz w:val="22"/>
+          <w:szCs w:val="22"/>
+        </w:rPr>
+        <w:t>Performed data validation and data profiling tasks to ensure the quality of collected data, identifying and correcting inconsistencies before visualization.</w:t>
       </w:r>
     </w:p>
     <w:p>
@@ -2187,24 +2290,19 @@
         <w:pStyle w:val="ListParagraph"/>
         <w:numPr>
           <w:ilvl w:val="0"/>
-          <w:numId w:val="14"/>
+          <w:numId w:val="24"/>
         </w:numPr>
-        <w:shd w:val="clear" w:color="auto" w:fill="FFFFFF"/>
-        <w:spacing w:before="100" w:beforeAutospacing="1" w:after="100" w:afterAutospacing="1"/>
-        <w:jc w:val="both"/>
-        <w:rPr>
-          <w:sz w:val="22"/>
-          <w:szCs w:val="22"/>
-          <w:lang w:eastAsia="en-IN"/>
-        </w:rPr>
-      </w:pPr>
-      <w:r>
-        <w:rPr>
-          <w:sz w:val="22"/>
-          <w:szCs w:val="22"/>
-          <w:lang w:eastAsia="en-IN"/>
-        </w:rPr>
-        <w:t>Worked with ETL teams on data loading and mapping processes.</w:t>
+        <w:rPr>
+          <w:sz w:val="22"/>
+          <w:szCs w:val="22"/>
+        </w:rPr>
+      </w:pPr>
+      <w:r>
+        <w:rPr>
+          <w:sz w:val="22"/>
+          <w:szCs w:val="22"/>
+        </w:rPr>
+        <w:t>Created a wide range of charts, graphs, and KPIs in Power BI, such as bar charts, line graphs, scatter plots, and pie charts, to clearly communicate data patterns, trends, and outliers.</w:t>
       </w:r>
     </w:p>
     <w:p>
@@ -2212,24 +2310,19 @@
         <w:pStyle w:val="ListParagraph"/>
         <w:numPr>
           <w:ilvl w:val="0"/>
-          <w:numId w:val="14"/>
+          <w:numId w:val="24"/>
         </w:numPr>
-        <w:shd w:val="clear" w:color="auto" w:fill="FFFFFF"/>
-        <w:spacing w:before="100" w:beforeAutospacing="1" w:after="100" w:afterAutospacing="1"/>
-        <w:jc w:val="both"/>
-        <w:rPr>
-          <w:sz w:val="22"/>
-          <w:szCs w:val="22"/>
-          <w:lang w:eastAsia="en-IN"/>
-        </w:rPr>
-      </w:pPr>
-      <w:r>
-        <w:rPr>
-          <w:sz w:val="22"/>
-          <w:szCs w:val="22"/>
-          <w:lang w:eastAsia="en-IN"/>
-        </w:rPr>
-        <w:t>Provided weekly reports and visualizations on operational data using Tableau and Excel.</w:t>
+        <w:rPr>
+          <w:sz w:val="22"/>
+          <w:szCs w:val="22"/>
+        </w:rPr>
+      </w:pPr>
+      <w:r>
+        <w:rPr>
+          <w:sz w:val="22"/>
+          <w:szCs w:val="22"/>
+        </w:rPr>
+        <w:t>Analyzed large datasets, identifying key trends and actionable insights that supported business goals and influenced strategic decisions.</w:t>
       </w:r>
     </w:p>
     <w:p>
@@ -2237,24 +2330,19 @@
         <w:pStyle w:val="ListParagraph"/>
         <w:numPr>
           <w:ilvl w:val="0"/>
-          <w:numId w:val="14"/>
+          <w:numId w:val="24"/>
         </w:numPr>
-        <w:shd w:val="clear" w:color="auto" w:fill="FFFFFF"/>
-        <w:spacing w:before="100" w:beforeAutospacing="1" w:after="100" w:afterAutospacing="1"/>
-        <w:jc w:val="both"/>
-        <w:rPr>
-          <w:sz w:val="22"/>
-          <w:szCs w:val="22"/>
-          <w:lang w:eastAsia="en-IN"/>
-        </w:rPr>
-      </w:pPr>
-      <w:r>
-        <w:rPr>
-          <w:sz w:val="22"/>
-          <w:szCs w:val="22"/>
-          <w:lang w:eastAsia="en-IN"/>
-        </w:rPr>
-        <w:t>Developed Source-to-Target (S2T) mapping documents for data analysis.</w:t>
+        <w:rPr>
+          <w:sz w:val="22"/>
+          <w:szCs w:val="22"/>
+        </w:rPr>
+      </w:pPr>
+      <w:r>
+        <w:rPr>
+          <w:sz w:val="22"/>
+          <w:szCs w:val="22"/>
+        </w:rPr>
+        <w:t>Developed and implemented reporting templates that allowed for easy access to critical data, significantly reducing the time spent generating regular reports.</w:t>
       </w:r>
     </w:p>
     <w:p>
@@ -2262,32 +2350,162 @@
         <w:pStyle w:val="ListParagraph"/>
         <w:numPr>
           <w:ilvl w:val="0"/>
-          <w:numId w:val="14"/>
+          <w:numId w:val="24"/>
         </w:numPr>
-        <w:shd w:val="clear" w:color="auto" w:fill="FFFFFF"/>
-        <w:spacing w:before="100" w:beforeAutospacing="1" w:after="100" w:afterAutospacing="1"/>
-        <w:jc w:val="both"/>
-        <w:rPr>
-          <w:sz w:val="22"/>
-          <w:szCs w:val="22"/>
-          <w:lang w:eastAsia="en-IN"/>
-        </w:rPr>
-      </w:pPr>
-      <w:r>
-        <w:rPr>
-          <w:sz w:val="22"/>
-          <w:szCs w:val="22"/>
-          <w:lang w:eastAsia="en-IN"/>
-        </w:rPr>
-        <w:t>Conducted data analysis and profiling using SQL on systems like Oracle and Teradata.</w:t>
-      </w:r>
-    </w:p>
-    <w:p/>
+        <w:rPr>
+          <w:sz w:val="22"/>
+          <w:szCs w:val="22"/>
+        </w:rPr>
+      </w:pPr>
+      <w:r>
+        <w:rPr>
+          <w:sz w:val="22"/>
+          <w:szCs w:val="22"/>
+        </w:rPr>
+        <w:t>Performed trend analysis and historical data comparisons to identify performance improvements or areas needing attention, enhancing business forecasting.</w:t>
+      </w:r>
+    </w:p>
+    <w:p>
+      <w:pPr>
+        <w:pStyle w:val="ListParagraph"/>
+        <w:numPr>
+          <w:ilvl w:val="0"/>
+          <w:numId w:val="24"/>
+        </w:numPr>
+        <w:rPr>
+          <w:sz w:val="22"/>
+          <w:szCs w:val="22"/>
+        </w:rPr>
+      </w:pPr>
+      <w:r>
+        <w:rPr>
+          <w:sz w:val="22"/>
+          <w:szCs w:val="22"/>
+        </w:rPr>
+        <w:t>Worked closely with stakeholders to define reporting requirements, translating business needs into effective data models and visual solutions.</w:t>
+      </w:r>
+    </w:p>
+    <w:p>
+      <w:pPr>
+        <w:pStyle w:val="ListParagraph"/>
+        <w:numPr>
+          <w:ilvl w:val="0"/>
+          <w:numId w:val="24"/>
+        </w:numPr>
+        <w:rPr>
+          <w:sz w:val="22"/>
+          <w:szCs w:val="22"/>
+        </w:rPr>
+      </w:pPr>
+      <w:r>
+        <w:rPr>
+          <w:sz w:val="22"/>
+          <w:szCs w:val="22"/>
+        </w:rPr>
+        <w:t>Created automated reporting workflows using Power BI’s integration capabilities, ensuring timely and accurate data delivery to relevant teams.</w:t>
+      </w:r>
+    </w:p>
+    <w:p>
+      <w:pPr>
+        <w:pStyle w:val="ListParagraph"/>
+        <w:numPr>
+          <w:ilvl w:val="0"/>
+          <w:numId w:val="24"/>
+        </w:numPr>
+        <w:rPr>
+          <w:sz w:val="22"/>
+          <w:szCs w:val="22"/>
+        </w:rPr>
+      </w:pPr>
+      <w:r>
+        <w:rPr>
+          <w:sz w:val="22"/>
+          <w:szCs w:val="22"/>
+        </w:rPr>
+        <w:t>Collaborated with cross-functional teams, including business analysts and project managers, to refine reporting structures and data presentation for clarity and impact.</w:t>
+      </w:r>
+    </w:p>
+    <w:p>
+      <w:pPr>
+        <w:pStyle w:val="ListParagraph"/>
+        <w:numPr>
+          <w:ilvl w:val="0"/>
+          <w:numId w:val="24"/>
+        </w:numPr>
+        <w:rPr>
+          <w:sz w:val="22"/>
+          <w:szCs w:val="22"/>
+        </w:rPr>
+      </w:pPr>
+      <w:r>
+        <w:rPr>
+          <w:sz w:val="22"/>
+          <w:szCs w:val="22"/>
+        </w:rPr>
+        <w:t>Supported decision-making processes by providing in-depth analyses and clear visualizations of sales, customer behavior, and financial performance data.</w:t>
+      </w:r>
+    </w:p>
+    <w:p>
+      <w:pPr>
+        <w:pStyle w:val="ListParagraph"/>
+        <w:numPr>
+          <w:ilvl w:val="0"/>
+          <w:numId w:val="24"/>
+        </w:numPr>
+        <w:rPr>
+          <w:sz w:val="22"/>
+          <w:szCs w:val="22"/>
+        </w:rPr>
+      </w:pPr>
+      <w:r>
+        <w:rPr>
+          <w:sz w:val="22"/>
+          <w:szCs w:val="22"/>
+        </w:rPr>
+        <w:t>Trained team members on best practices for Excel and Power BI to ensure uniformity and efficiency in data analysis and reporting.</w:t>
+      </w:r>
+    </w:p>
+    <w:p>
+      <w:pPr>
+        <w:pStyle w:val="ListParagraph"/>
+        <w:numPr>
+          <w:ilvl w:val="0"/>
+          <w:numId w:val="24"/>
+        </w:numPr>
+        <w:rPr>
+          <w:sz w:val="22"/>
+          <w:szCs w:val="22"/>
+        </w:rPr>
+      </w:pPr>
+      <w:r>
+        <w:rPr>
+          <w:sz w:val="22"/>
+          <w:szCs w:val="22"/>
+        </w:rPr>
+        <w:t>Created custom Power BI reports and dashboards for different departments, ensuring that each team had access to the most relevant data and insights for their specific goals.</w:t>
+      </w:r>
+    </w:p>
+    <w:p>
+      <w:pPr>
+        <w:pStyle w:val="ListParagraph"/>
+        <w:numPr>
+          <w:ilvl w:val="0"/>
+          <w:numId w:val="24"/>
+        </w:numPr>
+      </w:pPr>
+      <w:r>
+        <w:rPr>
+          <w:sz w:val="22"/>
+          <w:szCs w:val="22"/>
+        </w:rPr>
+        <w:t>Conducted ad-hoc analysis on various business units' data, supporting strategic initiatives by providing actionable insights that led to process improvements.</w:t>
+      </w:r>
+    </w:p>
     <w:p/>
     <w:sectPr>
-      <w:footerReference w:type="even" r:id="rId8"/>
-      <w:footerReference w:type="default" r:id="rId9"/>
-      <w:footerReference w:type="first" r:id="rId10"/>
+      <w:footerReference w:type="even" r:id="rId9"/>
+      <w:footerReference w:type="default" r:id="rId10"/>
+      <w:footerReference w:type="first" r:id="rId11"/>
       <w:pgSz w:w="12240" w:h="15840"/>
       <w:pgMar w:top="720" w:right="720" w:bottom="720" w:left="720" w:header="720" w:footer="720" w:gutter="0"/>
       <w:cols w:space="720"/>
@@ -2298,7 +2516,7 @@
 </file>
 
 <file path=word/endnotes.xml><?xml version="1.0" encoding="utf-8"?>
-<w:endnotes xmlns:wpc="http://schemas.microsoft.com/office/word/2010/wordprocessingCanvas" xmlns:cx="http://schemas.microsoft.com/office/drawing/2014/chartex" xmlns:cx1="http://schemas.microsoft.com/office/drawing/2015/9/8/chartex" xmlns:cx2="http://schemas.microsoft.com/office/drawing/2015/10/21/chartex" xmlns:cx3="http://schemas.microsoft.com/office/drawing/2016/5/9/chartex" xmlns:cx4="http://schemas.microsoft.com/office/drawing/2016/5/10/chartex" xmlns:cx5="http://schemas.microsoft.com/office/drawing/2016/5/11/chartex" xmlns:cx6="http://schemas.microsoft.com/office/drawing/2016/5/12/chartex" xmlns:cx7="http://schemas.microsoft.com/office/drawing/2016/5/13/chartex" xmlns:cx8="http://schemas.microsoft.com/office/drawing/2016/5/14/chartex" xmlns:mc="http://schemas.openxmlformats.org/markup-compatibility/2006" xmlns:aink="http://schemas.microsoft.com/office/drawing/2016/ink" xmlns:am3d="http://schemas.microsoft.com/office/drawing/2017/model3d" xmlns:o="urn:schemas-microsoft-com:office:office" xmlns:oel="http://schemas.microsoft.com/office/2019/extlst" xmlns:r="http://schemas.openxmlformats.org/officeDocument/2006/relationships" xmlns:m="http://schemas.openxmlformats.org/officeDocument/2006/math" xmlns:v="urn:schemas-microsoft-com:vml" xmlns:wp14="http://schemas.microsoft.com/office/word/2010/wordprocessingDrawing" xmlns:wp="http://schemas.openxmlformats.org/drawingml/2006/wordprocessingDrawing" xmlns:w10="urn:schemas-microsoft-com:office:word" xmlns:w="http://schemas.openxmlformats.org/wordprocessingml/2006/main" xmlns:w14="http://schemas.microsoft.com/office/word/2010/wordml" xmlns:w15="http://schemas.microsoft.com/office/word/2012/wordml" xmlns:w16cex="http://schemas.microsoft.com/office/word/2018/wordml/cex" xmlns:w16cid="http://schemas.microsoft.com/office/word/2016/wordml/cid" xmlns:w16="http://schemas.microsoft.com/office/word/2018/wordml" xmlns:w16du="http://schemas.microsoft.com/office/word/2023/wordml/word16du" xmlns:w16sdtdh="http://schemas.microsoft.com/office/word/2020/wordml/sdtdatahash" xmlns:w16se="http://schemas.microsoft.com/office/word/2015/wordml/symex" xmlns:wpg="http://schemas.microsoft.com/office/word/2010/wordprocessingGroup" xmlns:wpi="http://schemas.microsoft.com/office/word/2010/wordprocessingInk" xmlns:wne="http://schemas.microsoft.com/office/word/2006/wordml" xmlns:wps="http://schemas.microsoft.com/office/word/2010/wordprocessingShape" mc:Ignorable="w14 w15 w16se w16cid w16 w16cex w16sdtdh w16du wp14">
+<w:endnotes xmlns:wpc="http://schemas.microsoft.com/office/word/2010/wordprocessingCanvas" xmlns:cx="http://schemas.microsoft.com/office/drawing/2014/chartex" xmlns:cx1="http://schemas.microsoft.com/office/drawing/2015/9/8/chartex" xmlns:cx2="http://schemas.microsoft.com/office/drawing/2015/10/21/chartex" xmlns:cx3="http://schemas.microsoft.com/office/drawing/2016/5/9/chartex" xmlns:cx4="http://schemas.microsoft.com/office/drawing/2016/5/10/chartex" xmlns:cx5="http://schemas.microsoft.com/office/drawing/2016/5/11/chartex" xmlns:cx6="http://schemas.microsoft.com/office/drawing/2016/5/12/chartex" xmlns:cx7="http://schemas.microsoft.com/office/drawing/2016/5/13/chartex" xmlns:cx8="http://schemas.microsoft.com/office/drawing/2016/5/14/chartex" xmlns:mc="http://schemas.openxmlformats.org/markup-compatibility/2006" xmlns:aink="http://schemas.microsoft.com/office/drawing/2016/ink" xmlns:am3d="http://schemas.microsoft.com/office/drawing/2017/model3d" xmlns:o="urn:schemas-microsoft-com:office:office" xmlns:oel="http://schemas.microsoft.com/office/2019/extlst" xmlns:r="http://schemas.openxmlformats.org/officeDocument/2006/relationships" xmlns:m="http://schemas.openxmlformats.org/officeDocument/2006/math" xmlns:v="urn:schemas-microsoft-com:vml" xmlns:wp14="http://schemas.microsoft.com/office/word/2010/wordprocessingDrawing" xmlns:wp="http://schemas.openxmlformats.org/drawingml/2006/wordprocessingDrawing" xmlns:w10="urn:schemas-microsoft-com:office:word" xmlns:w="http://schemas.openxmlformats.org/wordprocessingml/2006/main" xmlns:w14="http://schemas.microsoft.com/office/word/2010/wordml" xmlns:w15="http://schemas.microsoft.com/office/word/2012/wordml" xmlns:w16cex="http://schemas.microsoft.com/office/word/2018/wordml/cex" xmlns:w16cid="http://schemas.microsoft.com/office/word/2016/wordml/cid" xmlns:w16="http://schemas.microsoft.com/office/word/2018/wordml" xmlns:w16du="http://schemas.microsoft.com/office/word/2023/wordml/word16du" xmlns:w16sdtdh="http://schemas.microsoft.com/office/word/2020/wordml/sdtdatahash" xmlns:w16sdtfl="http://schemas.microsoft.com/office/word/2024/wordml/sdtformatlock" xmlns:w16se="http://schemas.microsoft.com/office/word/2015/wordml/symex" xmlns:wpg="http://schemas.microsoft.com/office/word/2010/wordprocessingGroup" xmlns:wpi="http://schemas.microsoft.com/office/word/2010/wordprocessingInk" xmlns:wne="http://schemas.microsoft.com/office/word/2006/wordml" xmlns:wps="http://schemas.microsoft.com/office/word/2010/wordprocessingShape" mc:Ignorable="w14 w15 w16se w16cid w16 w16cex w16sdtdh w16sdtfl w16du wp14">
   <w:endnote w:type="separator" w:id="-1">
     <w:p>
       <w:r>
@@ -2317,7 +2535,7 @@
 </file>
 
 <file path=word/footer1.xml><?xml version="1.0" encoding="utf-8"?>
-<w:ftr xmlns:wpc="http://schemas.microsoft.com/office/word/2010/wordprocessingCanvas" xmlns:cx="http://schemas.microsoft.com/office/drawing/2014/chartex" xmlns:cx1="http://schemas.microsoft.com/office/drawing/2015/9/8/chartex" xmlns:cx2="http://schemas.microsoft.com/office/drawing/2015/10/21/chartex" xmlns:cx3="http://schemas.microsoft.com/office/drawing/2016/5/9/chartex" xmlns:cx4="http://schemas.microsoft.com/office/drawing/2016/5/10/chartex" xmlns:cx5="http://schemas.microsoft.com/office/drawing/2016/5/11/chartex" xmlns:cx6="http://schemas.microsoft.com/office/drawing/2016/5/12/chartex" xmlns:cx7="http://schemas.microsoft.com/office/drawing/2016/5/13/chartex" xmlns:cx8="http://schemas.microsoft.com/office/drawing/2016/5/14/chartex" xmlns:mc="http://schemas.openxmlformats.org/markup-compatibility/2006" xmlns:aink="http://schemas.microsoft.com/office/drawing/2016/ink" xmlns:am3d="http://schemas.microsoft.com/office/drawing/2017/model3d" xmlns:o="urn:schemas-microsoft-com:office:office" xmlns:oel="http://schemas.microsoft.com/office/2019/extlst" xmlns:r="http://schemas.openxmlformats.org/officeDocument/2006/relationships" xmlns:m="http://schemas.openxmlformats.org/officeDocument/2006/math" xmlns:v="urn:schemas-microsoft-com:vml" xmlns:wp14="http://schemas.microsoft.com/office/word/2010/wordprocessingDrawing" xmlns:wp="http://schemas.openxmlformats.org/drawingml/2006/wordprocessingDrawing" xmlns:w10="urn:schemas-microsoft-com:office:word" xmlns:w="http://schemas.openxmlformats.org/wordprocessingml/2006/main" xmlns:w14="http://schemas.microsoft.com/office/word/2010/wordml" xmlns:w15="http://schemas.microsoft.com/office/word/2012/wordml" xmlns:w16cex="http://schemas.microsoft.com/office/word/2018/wordml/cex" xmlns:w16cid="http://schemas.microsoft.com/office/word/2016/wordml/cid" xmlns:w16="http://schemas.microsoft.com/office/word/2018/wordml" xmlns:w16du="http://schemas.microsoft.com/office/word/2023/wordml/word16du" xmlns:w16sdtdh="http://schemas.microsoft.com/office/word/2020/wordml/sdtdatahash" xmlns:w16se="http://schemas.microsoft.com/office/word/2015/wordml/symex" xmlns:wpg="http://schemas.microsoft.com/office/word/2010/wordprocessingGroup" xmlns:wpi="http://schemas.microsoft.com/office/word/2010/wordprocessingInk" xmlns:wne="http://schemas.microsoft.com/office/word/2006/wordml" xmlns:wps="http://schemas.microsoft.com/office/word/2010/wordprocessingShape" mc:Ignorable="w14 w15 w16se w16cid w16 w16cex w16sdtdh w16du wp14">
+<w:ftr xmlns:wpc="http://schemas.microsoft.com/office/word/2010/wordprocessingCanvas" xmlns:cx="http://schemas.microsoft.com/office/drawing/2014/chartex" xmlns:cx1="http://schemas.microsoft.com/office/drawing/2015/9/8/chartex" xmlns:cx2="http://schemas.microsoft.com/office/drawing/2015/10/21/chartex" xmlns:cx3="http://schemas.microsoft.com/office/drawing/2016/5/9/chartex" xmlns:cx4="http://schemas.microsoft.com/office/drawing/2016/5/10/chartex" xmlns:cx5="http://schemas.microsoft.com/office/drawing/2016/5/11/chartex" xmlns:cx6="http://schemas.microsoft.com/office/drawing/2016/5/12/chartex" xmlns:cx7="http://schemas.microsoft.com/office/drawing/2016/5/13/chartex" xmlns:cx8="http://schemas.microsoft.com/office/drawing/2016/5/14/chartex" xmlns:mc="http://schemas.openxmlformats.org/markup-compatibility/2006" xmlns:aink="http://schemas.microsoft.com/office/drawing/2016/ink" xmlns:am3d="http://schemas.microsoft.com/office/drawing/2017/model3d" xmlns:o="urn:schemas-microsoft-com:office:office" xmlns:oel="http://schemas.microsoft.com/office/2019/extlst" xmlns:r="http://schemas.openxmlformats.org/officeDocument/2006/relationships" xmlns:m="http://schemas.openxmlformats.org/officeDocument/2006/math" xmlns:v="urn:schemas-microsoft-com:vml" xmlns:wp14="http://schemas.microsoft.com/office/word/2010/wordprocessingDrawing" xmlns:wp="http://schemas.openxmlformats.org/drawingml/2006/wordprocessingDrawing" xmlns:w10="urn:schemas-microsoft-com:office:word" xmlns:w="http://schemas.openxmlformats.org/wordprocessingml/2006/main" xmlns:w14="http://schemas.microsoft.com/office/word/2010/wordml" xmlns:w15="http://schemas.microsoft.com/office/word/2012/wordml" xmlns:w16cex="http://schemas.microsoft.com/office/word/2018/wordml/cex" xmlns:w16cid="http://schemas.microsoft.com/office/word/2016/wordml/cid" xmlns:w16="http://schemas.microsoft.com/office/word/2018/wordml" xmlns:w16du="http://schemas.microsoft.com/office/word/2023/wordml/word16du" xmlns:w16sdtdh="http://schemas.microsoft.com/office/word/2020/wordml/sdtdatahash" xmlns:w16sdtfl="http://schemas.microsoft.com/office/word/2024/wordml/sdtformatlock" xmlns:w16se="http://schemas.microsoft.com/office/word/2015/wordml/symex" xmlns:wpg="http://schemas.microsoft.com/office/word/2010/wordprocessingGroup" xmlns:wpi="http://schemas.microsoft.com/office/word/2010/wordprocessingInk" xmlns:wne="http://schemas.microsoft.com/office/word/2006/wordml" xmlns:wps="http://schemas.microsoft.com/office/word/2010/wordprocessingShape" mc:Ignorable="w14 w15 w16se w16cid w16 w16cex w16sdtdh w16sdtfl w16du wp14">
   <w:p>
     <w:pPr>
       <w:pStyle w:val="Footer"/>
@@ -2409,7 +2627,6 @@
               <v:path gradientshapeok="t" o:connecttype="rect"/>
             </v:shapetype>
             <v:shape id="Text Box 2" o:spid="_x0000_s1026" type="#_x0000_t202" alt="MAHLE internal (CL2)" style="position:absolute;margin-left:0;margin-top:0;width:34.95pt;height:34.95pt;z-index:251659264;visibility:visible;mso-wrap-style:none;mso-wrap-distance-left:0;mso-wrap-distance-top:0;mso-wrap-distance-right:0;mso-wrap-distance-bottom:0;mso-position-horizontal:left;mso-position-horizontal-relative:page;mso-position-vertical:bottom;mso-position-vertical-relative:page;v-text-anchor:bottom" o:gfxdata="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" filled="f" stroked="f">
-              <v:fill o:detectmouseclick="t"/>
               <v:textbox style="mso-fit-shape-to-text:t" inset="20pt,0,0,15pt">
                 <w:txbxContent>
                   <w:p>
@@ -2446,7 +2663,7 @@
 </file>
 
 <file path=word/footer2.xml><?xml version="1.0" encoding="utf-8"?>
-<w:ftr xmlns:wpc="http://schemas.microsoft.com/office/word/2010/wordprocessingCanvas" xmlns:cx="http://schemas.microsoft.com/office/drawing/2014/chartex" xmlns:cx1="http://schemas.microsoft.com/office/drawing/2015/9/8/chartex" xmlns:cx2="http://schemas.microsoft.com/office/drawing/2015/10/21/chartex" xmlns:cx3="http://schemas.microsoft.com/office/drawing/2016/5/9/chartex" xmlns:cx4="http://schemas.microsoft.com/office/drawing/2016/5/10/chartex" xmlns:cx5="http://schemas.microsoft.com/office/drawing/2016/5/11/chartex" xmlns:cx6="http://schemas.microsoft.com/office/drawing/2016/5/12/chartex" xmlns:cx7="http://schemas.microsoft.com/office/drawing/2016/5/13/chartex" xmlns:cx8="http://schemas.microsoft.com/office/drawing/2016/5/14/chartex" xmlns:mc="http://schemas.openxmlformats.org/markup-compatibility/2006" xmlns:aink="http://schemas.microsoft.com/office/drawing/2016/ink" xmlns:am3d="http://schemas.microsoft.com/office/drawing/2017/model3d" xmlns:o="urn:schemas-microsoft-com:office:office" xmlns:oel="http://schemas.microsoft.com/office/2019/extlst" xmlns:r="http://schemas.openxmlformats.org/officeDocument/2006/relationships" xmlns:m="http://schemas.openxmlformats.org/officeDocument/2006/math" xmlns:v="urn:schemas-microsoft-com:vml" xmlns:wp14="http://schemas.microsoft.com/office/word/2010/wordprocessingDrawing" xmlns:wp="http://schemas.openxmlformats.org/drawingml/2006/wordprocessingDrawing" xmlns:w10="urn:schemas-microsoft-com:office:word" xmlns:w="http://schemas.openxmlformats.org/wordprocessingml/2006/main" xmlns:w14="http://schemas.microsoft.com/office/word/2010/wordml" xmlns:w15="http://schemas.microsoft.com/office/word/2012/wordml" xmlns:w16cex="http://schemas.microsoft.com/office/word/2018/wordml/cex" xmlns:w16cid="http://schemas.microsoft.com/office/word/2016/wordml/cid" xmlns:w16="http://schemas.microsoft.com/office/word/2018/wordml" xmlns:w16du="http://schemas.microsoft.com/office/word/2023/wordml/word16du" xmlns:w16sdtdh="http://schemas.microsoft.com/office/word/2020/wordml/sdtdatahash" xmlns:w16se="http://schemas.microsoft.com/office/word/2015/wordml/symex" xmlns:wpg="http://schemas.microsoft.com/office/word/2010/wordprocessingGroup" xmlns:wpi="http://schemas.microsoft.com/office/word/2010/wordprocessingInk" xmlns:wne="http://schemas.microsoft.com/office/word/2006/wordml" xmlns:wps="http://schemas.microsoft.com/office/word/2010/wordprocessingShape" mc:Ignorable="w14 w15 w16se w16cid w16 w16cex w16sdtdh w16du wp14">
+<w:ftr xmlns:wpc="http://schemas.microsoft.com/office/word/2010/wordprocessingCanvas" xmlns:cx="http://schemas.microsoft.com/office/drawing/2014/chartex" xmlns:cx1="http://schemas.microsoft.com/office/drawing/2015/9/8/chartex" xmlns:cx2="http://schemas.microsoft.com/office/drawing/2015/10/21/chartex" xmlns:cx3="http://schemas.microsoft.com/office/drawing/2016/5/9/chartex" xmlns:cx4="http://schemas.microsoft.com/office/drawing/2016/5/10/chartex" xmlns:cx5="http://schemas.microsoft.com/office/drawing/2016/5/11/chartex" xmlns:cx6="http://schemas.microsoft.com/office/drawing/2016/5/12/chartex" xmlns:cx7="http://schemas.microsoft.com/office/drawing/2016/5/13/chartex" xmlns:cx8="http://schemas.microsoft.com/office/drawing/2016/5/14/chartex" xmlns:mc="http://schemas.openxmlformats.org/markup-compatibility/2006" xmlns:aink="http://schemas.microsoft.com/office/drawing/2016/ink" xmlns:am3d="http://schemas.microsoft.com/office/drawing/2017/model3d" xmlns:o="urn:schemas-microsoft-com:office:office" xmlns:oel="http://schemas.microsoft.com/office/2019/extlst" xmlns:r="http://schemas.openxmlformats.org/officeDocument/2006/relationships" xmlns:m="http://schemas.openxmlformats.org/officeDocument/2006/math" xmlns:v="urn:schemas-microsoft-com:vml" xmlns:wp14="http://schemas.microsoft.com/office/word/2010/wordprocessingDrawing" xmlns:wp="http://schemas.openxmlformats.org/drawingml/2006/wordprocessingDrawing" xmlns:w10="urn:schemas-microsoft-com:office:word" xmlns:w="http://schemas.openxmlformats.org/wordprocessingml/2006/main" xmlns:w14="http://schemas.microsoft.com/office/word/2010/wordml" xmlns:w15="http://schemas.microsoft.com/office/word/2012/wordml" xmlns:w16cex="http://schemas.microsoft.com/office/word/2018/wordml/cex" xmlns:w16cid="http://schemas.microsoft.com/office/word/2016/wordml/cid" xmlns:w16="http://schemas.microsoft.com/office/word/2018/wordml" xmlns:w16du="http://schemas.microsoft.com/office/word/2023/wordml/word16du" xmlns:w16sdtdh="http://schemas.microsoft.com/office/word/2020/wordml/sdtdatahash" xmlns:w16sdtfl="http://schemas.microsoft.com/office/word/2024/wordml/sdtformatlock" xmlns:w16se="http://schemas.microsoft.com/office/word/2015/wordml/symex" xmlns:wpg="http://schemas.microsoft.com/office/word/2010/wordprocessingGroup" xmlns:wpi="http://schemas.microsoft.com/office/word/2010/wordprocessingInk" xmlns:wne="http://schemas.microsoft.com/office/word/2006/wordml" xmlns:wps="http://schemas.microsoft.com/office/word/2010/wordprocessingShape" mc:Ignorable="w14 w15 w16se w16cid w16 w16cex w16sdtdh w16sdtfl w16du wp14">
   <w:p>
     <w:pPr>
       <w:pStyle w:val="Footer"/>
@@ -2554,7 +2771,7 @@
 </file>
 
 <file path=word/footer3.xml><?xml version="1.0" encoding="utf-8"?>
-<w:ftr xmlns:wpc="http://schemas.microsoft.com/office/word/2010/wordprocessingCanvas" xmlns:cx="http://schemas.microsoft.com/office/drawing/2014/chartex" xmlns:cx1="http://schemas.microsoft.com/office/drawing/2015/9/8/chartex" xmlns:cx2="http://schemas.microsoft.com/office/drawing/2015/10/21/chartex" xmlns:cx3="http://schemas.microsoft.com/office/drawing/2016/5/9/chartex" xmlns:cx4="http://schemas.microsoft.com/office/drawing/2016/5/10/chartex" xmlns:cx5="http://schemas.microsoft.com/office/drawing/2016/5/11/chartex" xmlns:cx6="http://schemas.microsoft.com/office/drawing/2016/5/12/chartex" xmlns:cx7="http://schemas.microsoft.com/office/drawing/2016/5/13/chartex" xmlns:cx8="http://schemas.microsoft.com/office/drawing/2016/5/14/chartex" xmlns:mc="http://schemas.openxmlformats.org/markup-compatibility/2006" xmlns:aink="http://schemas.microsoft.com/office/drawing/2016/ink" xmlns:am3d="http://schemas.microsoft.com/office/drawing/2017/model3d" xmlns:o="urn:schemas-microsoft-com:office:office" xmlns:oel="http://schemas.microsoft.com/office/2019/extlst" xmlns:r="http://schemas.openxmlformats.org/officeDocument/2006/relationships" xmlns:m="http://schemas.openxmlformats.org/officeDocument/2006/math" xmlns:v="urn:schemas-microsoft-com:vml" xmlns:wp14="http://schemas.microsoft.com/office/word/2010/wordprocessingDrawing" xmlns:wp="http://schemas.openxmlformats.org/drawingml/2006/wordprocessingDrawing" xmlns:w10="urn:schemas-microsoft-com:office:word" xmlns:w="http://schemas.openxmlformats.org/wordprocessingml/2006/main" xmlns:w14="http://schemas.microsoft.com/office/word/2010/wordml" xmlns:w15="http://schemas.microsoft.com/office/word/2012/wordml" xmlns:w16cex="http://schemas.microsoft.com/office/word/2018/wordml/cex" xmlns:w16cid="http://schemas.microsoft.com/office/word/2016/wordml/cid" xmlns:w16="http://schemas.microsoft.com/office/word/2018/wordml" xmlns:w16du="http://schemas.microsoft.com/office/word/2023/wordml/word16du" xmlns:w16sdtdh="http://schemas.microsoft.com/office/word/2020/wordml/sdtdatahash" xmlns:w16se="http://schemas.microsoft.com/office/word/2015/wordml/symex" xmlns:wpg="http://schemas.microsoft.com/office/word/2010/wordprocessingGroup" xmlns:wpi="http://schemas.microsoft.com/office/word/2010/wordprocessingInk" xmlns:wne="http://schemas.microsoft.com/office/word/2006/wordml" xmlns:wps="http://schemas.microsoft.com/office/word/2010/wordprocessingShape" mc:Ignorable="w14 w15 w16se w16cid w16 w16cex w16sdtdh w16du wp14">
+<w:ftr xmlns:wpc="http://schemas.microsoft.com/office/word/2010/wordprocessingCanvas" xmlns:cx="http://schemas.microsoft.com/office/drawing/2014/chartex" xmlns:cx1="http://schemas.microsoft.com/office/drawing/2015/9/8/chartex" xmlns:cx2="http://schemas.microsoft.com/office/drawing/2015/10/21/chartex" xmlns:cx3="http://schemas.microsoft.com/office/drawing/2016/5/9/chartex" xmlns:cx4="http://schemas.microsoft.com/office/drawing/2016/5/10/chartex" xmlns:cx5="http://schemas.microsoft.com/office/drawing/2016/5/11/chartex" xmlns:cx6="http://schemas.microsoft.com/office/drawing/2016/5/12/chartex" xmlns:cx7="http://schemas.microsoft.com/office/drawing/2016/5/13/chartex" xmlns:cx8="http://schemas.microsoft.com/office/drawing/2016/5/14/chartex" xmlns:mc="http://schemas.openxmlformats.org/markup-compatibility/2006" xmlns:aink="http://schemas.microsoft.com/office/drawing/2016/ink" xmlns:am3d="http://schemas.microsoft.com/office/drawing/2017/model3d" xmlns:o="urn:schemas-microsoft-com:office:office" xmlns:oel="http://schemas.microsoft.com/office/2019/extlst" xmlns:r="http://schemas.openxmlformats.org/officeDocument/2006/relationships" xmlns:m="http://schemas.openxmlformats.org/officeDocument/2006/math" xmlns:v="urn:schemas-microsoft-com:vml" xmlns:wp14="http://schemas.microsoft.com/office/word/2010/wordprocessingDrawing" xmlns:wp="http://schemas.openxmlformats.org/drawingml/2006/wordprocessingDrawing" xmlns:w10="urn:schemas-microsoft-com:office:word" xmlns:w="http://schemas.openxmlformats.org/wordprocessingml/2006/main" xmlns:w14="http://schemas.microsoft.com/office/word/2010/wordml" xmlns:w15="http://schemas.microsoft.com/office/word/2012/wordml" xmlns:w16cex="http://schemas.microsoft.com/office/word/2018/wordml/cex" xmlns:w16cid="http://schemas.microsoft.com/office/word/2016/wordml/cid" xmlns:w16="http://schemas.microsoft.com/office/word/2018/wordml" xmlns:w16du="http://schemas.microsoft.com/office/word/2023/wordml/word16du" xmlns:w16sdtdh="http://schemas.microsoft.com/office/word/2020/wordml/sdtdatahash" xmlns:w16sdtfl="http://schemas.microsoft.com/office/word/2024/wordml/sdtformatlock" xmlns:w16se="http://schemas.microsoft.com/office/word/2015/wordml/symex" xmlns:wpg="http://schemas.microsoft.com/office/word/2010/wordprocessingGroup" xmlns:wpi="http://schemas.microsoft.com/office/word/2010/wordprocessingInk" xmlns:wne="http://schemas.microsoft.com/office/word/2006/wordml" xmlns:wps="http://schemas.microsoft.com/office/word/2010/wordprocessingShape" mc:Ignorable="w14 w15 w16se w16cid w16 w16cex w16sdtdh w16sdtfl w16du wp14">
   <w:p>
     <w:pPr>
       <w:pStyle w:val="Footer"/>
@@ -2646,7 +2863,6 @@
               <v:path gradientshapeok="t" o:connecttype="rect"/>
             </v:shapetype>
             <v:shape id="Text Box 1" o:spid="_x0000_s1028" type="#_x0000_t202" alt="MAHLE internal (CL2)" style="position:absolute;margin-left:0;margin-top:0;width:34.95pt;height:34.95pt;z-index:251658240;visibility:visible;mso-wrap-style:none;mso-wrap-distance-left:0;mso-wrap-distance-top:0;mso-wrap-distance-right:0;mso-wrap-distance-bottom:0;mso-position-horizontal:left;mso-position-horizontal-relative:page;mso-position-vertical:bottom;mso-position-vertical-relative:page;v-text-anchor:bottom" o:gfxdata="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" filled="f" stroked="f">
-              <v:fill o:detectmouseclick="t"/>
               <v:textbox style="mso-fit-shape-to-text:t" inset="20pt,0,0,15pt">
                 <w:txbxContent>
                   <w:p>
@@ -2683,7 +2899,7 @@
 </file>
 
 <file path=word/footnotes.xml><?xml version="1.0" encoding="utf-8"?>
-<w:footnotes xmlns:wpc="http://schemas.microsoft.com/office/word/2010/wordprocessingCanvas" xmlns:cx="http://schemas.microsoft.com/office/drawing/2014/chartex" xmlns:cx1="http://schemas.microsoft.com/office/drawing/2015/9/8/chartex" xmlns:cx2="http://schemas.microsoft.com/office/drawing/2015/10/21/chartex" xmlns:cx3="http://schemas.microsoft.com/office/drawing/2016/5/9/chartex" xmlns:cx4="http://schemas.microsoft.com/office/drawing/2016/5/10/chartex" xmlns:cx5="http://schemas.microsoft.com/office/drawing/2016/5/11/chartex" xmlns:cx6="http://schemas.microsoft.com/office/drawing/2016/5/12/chartex" xmlns:cx7="http://schemas.microsoft.com/office/drawing/2016/5/13/chartex" xmlns:cx8="http://schemas.microsoft.com/office/drawing/2016/5/14/chartex" xmlns:mc="http://schemas.openxmlformats.org/markup-compatibility/2006" xmlns:aink="http://schemas.microsoft.com/office/drawing/2016/ink" xmlns:am3d="http://schemas.microsoft.com/office/drawing/2017/model3d" xmlns:o="urn:schemas-microsoft-com:office:office" xmlns:oel="http://schemas.microsoft.com/office/2019/extlst" xmlns:r="http://schemas.openxmlformats.org/officeDocument/2006/relationships" xmlns:m="http://schemas.openxmlformats.org/officeDocument/2006/math" xmlns:v="urn:schemas-microsoft-com:vml" xmlns:wp14="http://schemas.microsoft.com/office/word/2010/wordprocessingDrawing" xmlns:wp="http://schemas.openxmlformats.org/drawingml/2006/wordprocessingDrawing" xmlns:w10="urn:schemas-microsoft-com:office:word" xmlns:w="http://schemas.openxmlformats.org/wordprocessingml/2006/main" xmlns:w14="http://schemas.microsoft.com/office/word/2010/wordml" xmlns:w15="http://schemas.microsoft.com/office/word/2012/wordml" xmlns:w16cex="http://schemas.microsoft.com/office/word/2018/wordml/cex" xmlns:w16cid="http://schemas.microsoft.com/office/word/2016/wordml/cid" xmlns:w16="http://schemas.microsoft.com/office/word/2018/wordml" xmlns:w16du="http://schemas.microsoft.com/office/word/2023/wordml/word16du" xmlns:w16sdtdh="http://schemas.microsoft.com/office/word/2020/wordml/sdtdatahash" xmlns:w16se="http://schemas.microsoft.com/office/word/2015/wordml/symex" xmlns:wpg="http://schemas.microsoft.com/office/word/2010/wordprocessingGroup" xmlns:wpi="http://schemas.microsoft.com/office/word/2010/wordprocessingInk" xmlns:wne="http://schemas.microsoft.com/office/word/2006/wordml" xmlns:wps="http://schemas.microsoft.com/office/word/2010/wordprocessingShape" mc:Ignorable="w14 w15 w16se w16cid w16 w16cex w16sdtdh w16du wp14">
+<w:footnotes xmlns:wpc="http://schemas.microsoft.com/office/word/2010/wordprocessingCanvas" xmlns:cx="http://schemas.microsoft.com/office/drawing/2014/chartex" xmlns:cx1="http://schemas.microsoft.com/office/drawing/2015/9/8/chartex" xmlns:cx2="http://schemas.microsoft.com/office/drawing/2015/10/21/chartex" xmlns:cx3="http://schemas.microsoft.com/office/drawing/2016/5/9/chartex" xmlns:cx4="http://schemas.microsoft.com/office/drawing/2016/5/10/chartex" xmlns:cx5="http://schemas.microsoft.com/office/drawing/2016/5/11/chartex" xmlns:cx6="http://schemas.microsoft.com/office/drawing/2016/5/12/chartex" xmlns:cx7="http://schemas.microsoft.com/office/drawing/2016/5/13/chartex" xmlns:cx8="http://schemas.microsoft.com/office/drawing/2016/5/14/chartex" xmlns:mc="http://schemas.openxmlformats.org/markup-compatibility/2006" xmlns:aink="http://schemas.microsoft.com/office/drawing/2016/ink" xmlns:am3d="http://schemas.microsoft.com/office/drawing/2017/model3d" xmlns:o="urn:schemas-microsoft-com:office:office" xmlns:oel="http://schemas.microsoft.com/office/2019/extlst" xmlns:r="http://schemas.openxmlformats.org/officeDocument/2006/relationships" xmlns:m="http://schemas.openxmlformats.org/officeDocument/2006/math" xmlns:v="urn:schemas-microsoft-com:vml" xmlns:wp14="http://schemas.microsoft.com/office/word/2010/wordprocessingDrawing" xmlns:wp="http://schemas.openxmlformats.org/drawingml/2006/wordprocessingDrawing" xmlns:w10="urn:schemas-microsoft-com:office:word" xmlns:w="http://schemas.openxmlformats.org/wordprocessingml/2006/main" xmlns:w14="http://schemas.microsoft.com/office/word/2010/wordml" xmlns:w15="http://schemas.microsoft.com/office/word/2012/wordml" xmlns:w16cex="http://schemas.microsoft.com/office/word/2018/wordml/cex" xmlns:w16cid="http://schemas.microsoft.com/office/word/2016/wordml/cid" xmlns:w16="http://schemas.microsoft.com/office/word/2018/wordml" xmlns:w16du="http://schemas.microsoft.com/office/word/2023/wordml/word16du" xmlns:w16sdtdh="http://schemas.microsoft.com/office/word/2020/wordml/sdtdatahash" xmlns:w16sdtfl="http://schemas.microsoft.com/office/word/2024/wordml/sdtformatlock" xmlns:w16se="http://schemas.microsoft.com/office/word/2015/wordml/symex" xmlns:wpg="http://schemas.microsoft.com/office/word/2010/wordprocessingGroup" xmlns:wpi="http://schemas.microsoft.com/office/word/2010/wordprocessingInk" xmlns:wne="http://schemas.microsoft.com/office/word/2006/wordml" xmlns:wps="http://schemas.microsoft.com/office/word/2010/wordprocessingShape" mc:Ignorable="w14 w15 w16se w16cid w16 w16cex w16sdtdh w16sdtfl w16du wp14">
   <w:footnote w:type="separator" w:id="-1">
     <w:p>
       <w:r>
@@ -2702,8 +2918,121 @@
 </file>
 
 <file path=word/numbering.xml><?xml version="1.0" encoding="utf-8"?>
-<w:numbering xmlns:wpc="http://schemas.microsoft.com/office/word/2010/wordprocessingCanvas" xmlns:cx="http://schemas.microsoft.com/office/drawing/2014/chartex" xmlns:cx1="http://schemas.microsoft.com/office/drawing/2015/9/8/chartex" xmlns:cx2="http://schemas.microsoft.com/office/drawing/2015/10/21/chartex" xmlns:cx3="http://schemas.microsoft.com/office/drawing/2016/5/9/chartex" xmlns:cx4="http://schemas.microsoft.com/office/drawing/2016/5/10/chartex" xmlns:cx5="http://schemas.microsoft.com/office/drawing/2016/5/11/chartex" xmlns:cx6="http://schemas.microsoft.com/office/drawing/2016/5/12/chartex" xmlns:cx7="http://schemas.microsoft.com/office/drawing/2016/5/13/chartex" xmlns:cx8="http://schemas.microsoft.com/office/drawing/2016/5/14/chartex" xmlns:mc="http://schemas.openxmlformats.org/markup-compatibility/2006" xmlns:aink="http://schemas.microsoft.com/office/drawing/2016/ink" xmlns:am3d="http://schemas.microsoft.com/office/drawing/2017/model3d" xmlns:o="urn:schemas-microsoft-com:office:office" xmlns:oel="http://schemas.microsoft.com/office/2019/extlst" xmlns:r="http://schemas.openxmlformats.org/officeDocument/2006/relationships" xmlns:m="http://schemas.openxmlformats.org/officeDocument/2006/math" xmlns:v="urn:schemas-microsoft-com:vml" xmlns:wp14="http://schemas.microsoft.com/office/word/2010/wordprocessingDrawing" xmlns:wp="http://schemas.openxmlformats.org/drawingml/2006/wordprocessingDrawing" xmlns:w10="urn:schemas-microsoft-com:office:word" xmlns:w="http://schemas.openxmlformats.org/wordprocessingml/2006/main" xmlns:w14="http://schemas.microsoft.com/office/word/2010/wordml" xmlns:w15="http://schemas.microsoft.com/office/word/2012/wordml" xmlns:w16cex="http://schemas.microsoft.com/office/word/2018/wordml/cex" xmlns:w16cid="http://schemas.microsoft.com/office/word/2016/wordml/cid" xmlns:w16="http://schemas.microsoft.com/office/word/2018/wordml" xmlns:w16du="http://schemas.microsoft.com/office/word/2023/wordml/word16du" xmlns:w16sdtdh="http://schemas.microsoft.com/office/word/2020/wordml/sdtdatahash" xmlns:w16se="http://schemas.microsoft.com/office/word/2015/wordml/symex" xmlns:wpg="http://schemas.microsoft.com/office/word/2010/wordprocessingGroup" xmlns:wpi="http://schemas.microsoft.com/office/word/2010/wordprocessingInk" xmlns:wne="http://schemas.microsoft.com/office/word/2006/wordml" xmlns:wps="http://schemas.microsoft.com/office/word/2010/wordprocessingShape" mc:Ignorable="w14 w15 w16se w16cid w16 w16cex w16sdtdh w16du wp14">
+<w:numbering xmlns:wpc="http://schemas.microsoft.com/office/word/2010/wordprocessingCanvas" xmlns:cx="http://schemas.microsoft.com/office/drawing/2014/chartex" xmlns:cx1="http://schemas.microsoft.com/office/drawing/2015/9/8/chartex" xmlns:cx2="http://schemas.microsoft.com/office/drawing/2015/10/21/chartex" xmlns:cx3="http://schemas.microsoft.com/office/drawing/2016/5/9/chartex" xmlns:cx4="http://schemas.microsoft.com/office/drawing/2016/5/10/chartex" xmlns:cx5="http://schemas.microsoft.com/office/drawing/2016/5/11/chartex" xmlns:cx6="http://schemas.microsoft.com/office/drawing/2016/5/12/chartex" xmlns:cx7="http://schemas.microsoft.com/office/drawing/2016/5/13/chartex" xmlns:cx8="http://schemas.microsoft.com/office/drawing/2016/5/14/chartex" xmlns:mc="http://schemas.openxmlformats.org/markup-compatibility/2006" xmlns:aink="http://schemas.microsoft.com/office/drawing/2016/ink" xmlns:am3d="http://schemas.microsoft.com/office/drawing/2017/model3d" xmlns:o="urn:schemas-microsoft-com:office:office" xmlns:oel="http://schemas.microsoft.com/office/2019/extlst" xmlns:r="http://schemas.openxmlformats.org/officeDocument/2006/relationships" xmlns:m="http://schemas.openxmlformats.org/officeDocument/2006/math" xmlns:v="urn:schemas-microsoft-com:vml" xmlns:wp14="http://schemas.microsoft.com/office/word/2010/wordprocessingDrawing" xmlns:wp="http://schemas.openxmlformats.org/drawingml/2006/wordprocessingDrawing" xmlns:w10="urn:schemas-microsoft-com:office:word" xmlns:w="http://schemas.openxmlformats.org/wordprocessingml/2006/main" xmlns:w14="http://schemas.microsoft.com/office/word/2010/wordml" xmlns:w15="http://schemas.microsoft.com/office/word/2012/wordml" xmlns:w16cex="http://schemas.microsoft.com/office/word/2018/wordml/cex" xmlns:w16cid="http://schemas.microsoft.com/office/word/2016/wordml/cid" xmlns:w16="http://schemas.microsoft.com/office/word/2018/wordml" xmlns:w16du="http://schemas.microsoft.com/office/word/2023/wordml/word16du" xmlns:w16sdtdh="http://schemas.microsoft.com/office/word/2020/wordml/sdtdatahash" xmlns:w16sdtfl="http://schemas.microsoft.com/office/word/2024/wordml/sdtformatlock" xmlns:w16se="http://schemas.microsoft.com/office/word/2015/wordml/symex" xmlns:wpg="http://schemas.microsoft.com/office/word/2010/wordprocessingGroup" xmlns:wpi="http://schemas.microsoft.com/office/word/2010/wordprocessingInk" xmlns:wne="http://schemas.microsoft.com/office/word/2006/wordml" xmlns:wps="http://schemas.microsoft.com/office/word/2010/wordprocessingShape" mc:Ignorable="w14 w15 w16se w16cid w16 w16cex w16sdtdh w16sdtfl w16du wp14">
   <w:abstractNum w:abstractNumId="0" w15:restartNumberingAfterBreak="0">
+    <w:nsid w:val="045C7949"/>
+    <w:multiLevelType w:val="hybridMultilevel"/>
+    <w:tmpl w:val="93EE86DA"/>
+    <w:lvl w:ilvl="0" w:tplc="04090001">
+      <w:start w:val="1"/>
+      <w:numFmt w:val="bullet"/>
+      <w:lvlText w:val=""/>
+      <w:lvlJc w:val="left"/>
+      <w:pPr>
+        <w:ind w:left="360" w:hanging="360"/>
+      </w:pPr>
+      <w:rPr>
+        <w:rFonts w:ascii="Symbol" w:hAnsi="Symbol" w:hint="default"/>
+      </w:rPr>
+    </w:lvl>
+    <w:lvl w:ilvl="1" w:tplc="04090003" w:tentative="1">
+      <w:start w:val="1"/>
+      <w:numFmt w:val="bullet"/>
+      <w:lvlText w:val="o"/>
+      <w:lvlJc w:val="left"/>
+      <w:pPr>
+        <w:ind w:left="1080" w:hanging="360"/>
+      </w:pPr>
+      <w:rPr>
+        <w:rFonts w:ascii="Courier New" w:hAnsi="Courier New" w:cs="Courier New" w:hint="default"/>
+      </w:rPr>
+    </w:lvl>
+    <w:lvl w:ilvl="2" w:tplc="04090005" w:tentative="1">
+      <w:start w:val="1"/>
+      <w:numFmt w:val="bullet"/>
+      <w:lvlText w:val=""/>
+      <w:lvlJc w:val="left"/>
+      <w:pPr>
+        <w:ind w:left="1800" w:hanging="360"/>
+      </w:pPr>
+      <w:rPr>
+        <w:rFonts w:ascii="Wingdings" w:hAnsi="Wingdings" w:hint="default"/>
+      </w:rPr>
+    </w:lvl>
+    <w:lvl w:ilvl="3" w:tplc="04090001" w:tentative="1">
+      <w:start w:val="1"/>
+      <w:numFmt w:val="bullet"/>
+      <w:lvlText w:val=""/>
+      <w:lvlJc w:val="left"/>
+      <w:pPr>
+        <w:ind w:left="2520" w:hanging="360"/>
+      </w:pPr>
+      <w:rPr>
+        <w:rFonts w:ascii="Symbol" w:hAnsi="Symbol" w:hint="default"/>
+      </w:rPr>
+    </w:lvl>
+    <w:lvl w:ilvl="4" w:tplc="04090003" w:tentative="1">
+      <w:start w:val="1"/>
+      <w:numFmt w:val="bullet"/>
+      <w:lvlText w:val="o"/>
+      <w:lvlJc w:val="left"/>
+      <w:pPr>
+        <w:ind w:left="3240" w:hanging="360"/>
+      </w:pPr>
+      <w:rPr>
+        <w:rFonts w:ascii="Courier New" w:hAnsi="Courier New" w:cs="Courier New" w:hint="default"/>
+      </w:rPr>
+    </w:lvl>
+    <w:lvl w:ilvl="5" w:tplc="04090005" w:tentative="1">
+      <w:start w:val="1"/>
+      <w:numFmt w:val="bullet"/>
+      <w:lvlText w:val=""/>
+      <w:lvlJc w:val="left"/>
+      <w:pPr>
+        <w:ind w:left="3960" w:hanging="360"/>
+      </w:pPr>
+      <w:rPr>
+        <w:rFonts w:ascii="Wingdings" w:hAnsi="Wingdings" w:hint="default"/>
+      </w:rPr>
+    </w:lvl>
+    <w:lvl w:ilvl="6" w:tplc="04090001" w:tentative="1">
+      <w:start w:val="1"/>
+      <w:numFmt w:val="bullet"/>
+      <w:lvlText w:val=""/>
+      <w:lvlJc w:val="left"/>
+      <w:pPr>
+        <w:ind w:left="4680" w:hanging="360"/>
+      </w:pPr>
+      <w:rPr>
+        <w:rFonts w:ascii="Symbol" w:hAnsi="Symbol" w:hint="default"/>
+      </w:rPr>
+    </w:lvl>
+    <w:lvl w:ilvl="7" w:tplc="04090003" w:tentative="1">
+      <w:start w:val="1"/>
+      <w:numFmt w:val="bullet"/>
+      <w:lvlText w:val="o"/>
+      <w:lvlJc w:val="left"/>
+      <w:pPr>
+        <w:ind w:left="5400" w:hanging="360"/>
+      </w:pPr>
+      <w:rPr>
+        <w:rFonts w:ascii="Courier New" w:hAnsi="Courier New" w:cs="Courier New" w:hint="default"/>
+      </w:rPr>
+    </w:lvl>
+    <w:lvl w:ilvl="8" w:tplc="04090005" w:tentative="1">
+      <w:start w:val="1"/>
+      <w:numFmt w:val="bullet"/>
+      <w:lvlText w:val=""/>
+      <w:lvlJc w:val="left"/>
+      <w:pPr>
+        <w:ind w:left="6120" w:hanging="360"/>
+      </w:pPr>
+      <w:rPr>
+        <w:rFonts w:ascii="Wingdings" w:hAnsi="Wingdings" w:hint="default"/>
+      </w:rPr>
+    </w:lvl>
+  </w:abstractNum>
+  <w:abstractNum w:abstractNumId="1" w15:restartNumberingAfterBreak="0">
     <w:nsid w:val="070E44C2"/>
     <w:multiLevelType w:val="hybridMultilevel"/>
     <w:tmpl w:val="12D6ED86"/>
@@ -2816,7 +3145,7 @@
       </w:rPr>
     </w:lvl>
   </w:abstractNum>
-  <w:abstractNum w:abstractNumId="1" w15:restartNumberingAfterBreak="0">
+  <w:abstractNum w:abstractNumId="2" w15:restartNumberingAfterBreak="0">
     <w:nsid w:val="0C195B4A"/>
     <w:multiLevelType w:val="hybridMultilevel"/>
     <w:tmpl w:val="F09E830A"/>
@@ -2929,7 +3258,7 @@
       </w:rPr>
     </w:lvl>
   </w:abstractNum>
-  <w:abstractNum w:abstractNumId="2" w15:restartNumberingAfterBreak="0">
+  <w:abstractNum w:abstractNumId="3" w15:restartNumberingAfterBreak="0">
     <w:nsid w:val="0C4147AA"/>
     <w:multiLevelType w:val="hybridMultilevel"/>
     <w:tmpl w:val="DED089F4"/>
@@ -3042,7 +3371,7 @@
       </w:rPr>
     </w:lvl>
   </w:abstractNum>
-  <w:abstractNum w:abstractNumId="3" w15:restartNumberingAfterBreak="0">
+  <w:abstractNum w:abstractNumId="4" w15:restartNumberingAfterBreak="0">
     <w:nsid w:val="14F24382"/>
     <w:multiLevelType w:val="hybridMultilevel"/>
     <w:tmpl w:val="2C6EF17E"/>
@@ -3155,7 +3484,7 @@
       </w:rPr>
     </w:lvl>
   </w:abstractNum>
-  <w:abstractNum w:abstractNumId="4" w15:restartNumberingAfterBreak="0">
+  <w:abstractNum w:abstractNumId="5" w15:restartNumberingAfterBreak="0">
     <w:nsid w:val="1C31289D"/>
     <w:multiLevelType w:val="hybridMultilevel"/>
     <w:tmpl w:val="8E16853C"/>
@@ -3268,7 +3597,120 @@
       </w:rPr>
     </w:lvl>
   </w:abstractNum>
-  <w:abstractNum w:abstractNumId="5" w15:restartNumberingAfterBreak="0">
+  <w:abstractNum w:abstractNumId="6" w15:restartNumberingAfterBreak="0">
+    <w:nsid w:val="22920686"/>
+    <w:multiLevelType w:val="hybridMultilevel"/>
+    <w:tmpl w:val="DE4226CE"/>
+    <w:lvl w:ilvl="0" w:tplc="04090001">
+      <w:start w:val="1"/>
+      <w:numFmt w:val="bullet"/>
+      <w:lvlText w:val=""/>
+      <w:lvlJc w:val="left"/>
+      <w:pPr>
+        <w:ind w:left="360" w:hanging="360"/>
+      </w:pPr>
+      <w:rPr>
+        <w:rFonts w:ascii="Symbol" w:hAnsi="Symbol" w:hint="default"/>
+      </w:rPr>
+    </w:lvl>
+    <w:lvl w:ilvl="1" w:tplc="04090003" w:tentative="1">
+      <w:start w:val="1"/>
+      <w:numFmt w:val="bullet"/>
+      <w:lvlText w:val="o"/>
+      <w:lvlJc w:val="left"/>
+      <w:pPr>
+        <w:ind w:left="1080" w:hanging="360"/>
+      </w:pPr>
+      <w:rPr>
+        <w:rFonts w:ascii="Courier New" w:hAnsi="Courier New" w:cs="Courier New" w:hint="default"/>
+      </w:rPr>
+    </w:lvl>
+    <w:lvl w:ilvl="2" w:tplc="04090005" w:tentative="1">
+      <w:start w:val="1"/>
+      <w:numFmt w:val="bullet"/>
+      <w:lvlText w:val=""/>
+      <w:lvlJc w:val="left"/>
+      <w:pPr>
+        <w:ind w:left="1800" w:hanging="360"/>
+      </w:pPr>
+      <w:rPr>
+        <w:rFonts w:ascii="Wingdings" w:hAnsi="Wingdings" w:hint="default"/>
+      </w:rPr>
+    </w:lvl>
+    <w:lvl w:ilvl="3" w:tplc="04090001" w:tentative="1">
+      <w:start w:val="1"/>
+      <w:numFmt w:val="bullet"/>
+      <w:lvlText w:val=""/>
+      <w:lvlJc w:val="left"/>
+      <w:pPr>
+        <w:ind w:left="2520" w:hanging="360"/>
+      </w:pPr>
+      <w:rPr>
+        <w:rFonts w:ascii="Symbol" w:hAnsi="Symbol" w:hint="default"/>
+      </w:rPr>
+    </w:lvl>
+    <w:lvl w:ilvl="4" w:tplc="04090003" w:tentative="1">
+      <w:start w:val="1"/>
+      <w:numFmt w:val="bullet"/>
+      <w:lvlText w:val="o"/>
+      <w:lvlJc w:val="left"/>
+      <w:pPr>
+        <w:ind w:left="3240" w:hanging="360"/>
+      </w:pPr>
+      <w:rPr>
+        <w:rFonts w:ascii="Courier New" w:hAnsi="Courier New" w:cs="Courier New" w:hint="default"/>
+      </w:rPr>
+    </w:lvl>
+    <w:lvl w:ilvl="5" w:tplc="04090005" w:tentative="1">
+      <w:start w:val="1"/>
+      <w:numFmt w:val="bullet"/>
+      <w:lvlText w:val=""/>
+      <w:lvlJc w:val="left"/>
+      <w:pPr>
+        <w:ind w:left="3960" w:hanging="360"/>
+      </w:pPr>
+      <w:rPr>
+        <w:rFonts w:ascii="Wingdings" w:hAnsi="Wingdings" w:hint="default"/>
+      </w:rPr>
+    </w:lvl>
+    <w:lvl w:ilvl="6" w:tplc="04090001" w:tentative="1">
+      <w:start w:val="1"/>
+      <w:numFmt w:val="bullet"/>
+      <w:lvlText w:val=""/>
+      <w:lvlJc w:val="left"/>
+      <w:pPr>
+        <w:ind w:left="4680" w:hanging="360"/>
+      </w:pPr>
+      <w:rPr>
+        <w:rFonts w:ascii="Symbol" w:hAnsi="Symbol" w:hint="default"/>
+      </w:rPr>
+    </w:lvl>
+    <w:lvl w:ilvl="7" w:tplc="04090003" w:tentative="1">
+      <w:start w:val="1"/>
+      <w:numFmt w:val="bullet"/>
+      <w:lvlText w:val="o"/>
+      <w:lvlJc w:val="left"/>
+      <w:pPr>
+        <w:ind w:left="5400" w:hanging="360"/>
+      </w:pPr>
+      <w:rPr>
+        <w:rFonts w:ascii="Courier New" w:hAnsi="Courier New" w:cs="Courier New" w:hint="default"/>
+      </w:rPr>
+    </w:lvl>
+    <w:lvl w:ilvl="8" w:tplc="04090005" w:tentative="1">
+      <w:start w:val="1"/>
+      <w:numFmt w:val="bullet"/>
+      <w:lvlText w:val=""/>
+      <w:lvlJc w:val="left"/>
+      <w:pPr>
+        <w:ind w:left="6120" w:hanging="360"/>
+      </w:pPr>
+      <w:rPr>
+        <w:rFonts w:ascii="Wingdings" w:hAnsi="Wingdings" w:hint="default"/>
+      </w:rPr>
+    </w:lvl>
+  </w:abstractNum>
+  <w:abstractNum w:abstractNumId="7" w15:restartNumberingAfterBreak="0">
     <w:nsid w:val="22D05117"/>
     <w:multiLevelType w:val="multilevel"/>
     <w:tmpl w:val="5A862EF6"/>
@@ -3417,7 +3859,7 @@
       </w:rPr>
     </w:lvl>
   </w:abstractNum>
-  <w:abstractNum w:abstractNumId="6" w15:restartNumberingAfterBreak="0">
+  <w:abstractNum w:abstractNumId="8" w15:restartNumberingAfterBreak="0">
     <w:nsid w:val="26C6464D"/>
     <w:multiLevelType w:val="hybridMultilevel"/>
     <w:tmpl w:val="C7549D6C"/>
@@ -3530,7 +3972,7 @@
       </w:rPr>
     </w:lvl>
   </w:abstractNum>
-  <w:abstractNum w:abstractNumId="7" w15:restartNumberingAfterBreak="0">
+  <w:abstractNum w:abstractNumId="9" w15:restartNumberingAfterBreak="0">
     <w:nsid w:val="2A2B7019"/>
     <w:multiLevelType w:val="hybridMultilevel"/>
     <w:tmpl w:val="902A1CD4"/>
@@ -3642,7 +4084,7 @@
       </w:rPr>
     </w:lvl>
   </w:abstractNum>
-  <w:abstractNum w:abstractNumId="8" w15:restartNumberingAfterBreak="0">
+  <w:abstractNum w:abstractNumId="10" w15:restartNumberingAfterBreak="0">
     <w:nsid w:val="2A5400CD"/>
     <w:multiLevelType w:val="hybridMultilevel"/>
     <w:tmpl w:val="DB5E3FF8"/>
@@ -3755,7 +4197,7 @@
       </w:rPr>
     </w:lvl>
   </w:abstractNum>
-  <w:abstractNum w:abstractNumId="9" w15:restartNumberingAfterBreak="0">
+  <w:abstractNum w:abstractNumId="11" w15:restartNumberingAfterBreak="0">
     <w:nsid w:val="2F243C08"/>
     <w:multiLevelType w:val="hybridMultilevel"/>
     <w:tmpl w:val="334E8816"/>
@@ -3868,7 +4310,120 @@
       </w:rPr>
     </w:lvl>
   </w:abstractNum>
-  <w:abstractNum w:abstractNumId="10" w15:restartNumberingAfterBreak="0">
+  <w:abstractNum w:abstractNumId="12" w15:restartNumberingAfterBreak="0">
+    <w:nsid w:val="30321A9A"/>
+    <w:multiLevelType w:val="hybridMultilevel"/>
+    <w:tmpl w:val="9202EF38"/>
+    <w:lvl w:ilvl="0" w:tplc="04090001">
+      <w:start w:val="1"/>
+      <w:numFmt w:val="bullet"/>
+      <w:lvlText w:val=""/>
+      <w:lvlJc w:val="left"/>
+      <w:pPr>
+        <w:ind w:left="360" w:hanging="360"/>
+      </w:pPr>
+      <w:rPr>
+        <w:rFonts w:ascii="Symbol" w:hAnsi="Symbol" w:hint="default"/>
+      </w:rPr>
+    </w:lvl>
+    <w:lvl w:ilvl="1" w:tplc="04090003" w:tentative="1">
+      <w:start w:val="1"/>
+      <w:numFmt w:val="bullet"/>
+      <w:lvlText w:val="o"/>
+      <w:lvlJc w:val="left"/>
+      <w:pPr>
+        <w:ind w:left="1080" w:hanging="360"/>
+      </w:pPr>
+      <w:rPr>
+        <w:rFonts w:ascii="Courier New" w:hAnsi="Courier New" w:cs="Courier New" w:hint="default"/>
+      </w:rPr>
+    </w:lvl>
+    <w:lvl w:ilvl="2" w:tplc="04090005" w:tentative="1">
+      <w:start w:val="1"/>
+      <w:numFmt w:val="bullet"/>
+      <w:lvlText w:val=""/>
+      <w:lvlJc w:val="left"/>
+      <w:pPr>
+        <w:ind w:left="1800" w:hanging="360"/>
+      </w:pPr>
+      <w:rPr>
+        <w:rFonts w:ascii="Wingdings" w:hAnsi="Wingdings" w:hint="default"/>
+      </w:rPr>
+    </w:lvl>
+    <w:lvl w:ilvl="3" w:tplc="04090001" w:tentative="1">
+      <w:start w:val="1"/>
+      <w:numFmt w:val="bullet"/>
+      <w:lvlText w:val=""/>
+      <w:lvlJc w:val="left"/>
+      <w:pPr>
+        <w:ind w:left="2520" w:hanging="360"/>
+      </w:pPr>
+      <w:rPr>
+        <w:rFonts w:ascii="Symbol" w:hAnsi="Symbol" w:hint="default"/>
+      </w:rPr>
+    </w:lvl>
+    <w:lvl w:ilvl="4" w:tplc="04090003" w:tentative="1">
+      <w:start w:val="1"/>
+      <w:numFmt w:val="bullet"/>
+      <w:lvlText w:val="o"/>
+      <w:lvlJc w:val="left"/>
+      <w:pPr>
+        <w:ind w:left="3240" w:hanging="360"/>
+      </w:pPr>
+      <w:rPr>
+        <w:rFonts w:ascii="Courier New" w:hAnsi="Courier New" w:cs="Courier New" w:hint="default"/>
+      </w:rPr>
+    </w:lvl>
+    <w:lvl w:ilvl="5" w:tplc="04090005" w:tentative="1">
+      <w:start w:val="1"/>
+      <w:numFmt w:val="bullet"/>
+      <w:lvlText w:val=""/>
+      <w:lvlJc w:val="left"/>
+      <w:pPr>
+        <w:ind w:left="3960" w:hanging="360"/>
+      </w:pPr>
+      <w:rPr>
+        <w:rFonts w:ascii="Wingdings" w:hAnsi="Wingdings" w:hint="default"/>
+      </w:rPr>
+    </w:lvl>
+    <w:lvl w:ilvl="6" w:tplc="04090001" w:tentative="1">
+      <w:start w:val="1"/>
+      <w:numFmt w:val="bullet"/>
+      <w:lvlText w:val=""/>
+      <w:lvlJc w:val="left"/>
+      <w:pPr>
+        <w:ind w:left="4680" w:hanging="360"/>
+      </w:pPr>
+      <w:rPr>
+        <w:rFonts w:ascii="Symbol" w:hAnsi="Symbol" w:hint="default"/>
+      </w:rPr>
+    </w:lvl>
+    <w:lvl w:ilvl="7" w:tplc="04090003" w:tentative="1">
+      <w:start w:val="1"/>
+      <w:numFmt w:val="bullet"/>
+      <w:lvlText w:val="o"/>
+      <w:lvlJc w:val="left"/>
+      <w:pPr>
+        <w:ind w:left="5400" w:hanging="360"/>
+      </w:pPr>
+      <w:rPr>
+        <w:rFonts w:ascii="Courier New" w:hAnsi="Courier New" w:cs="Courier New" w:hint="default"/>
+      </w:rPr>
+    </w:lvl>
+    <w:lvl w:ilvl="8" w:tplc="04090005" w:tentative="1">
+      <w:start w:val="1"/>
+      <w:numFmt w:val="bullet"/>
+      <w:lvlText w:val=""/>
+      <w:lvlJc w:val="left"/>
+      <w:pPr>
+        <w:ind w:left="6120" w:hanging="360"/>
+      </w:pPr>
+      <w:rPr>
+        <w:rFonts w:ascii="Wingdings" w:hAnsi="Wingdings" w:hint="default"/>
+      </w:rPr>
+    </w:lvl>
+  </w:abstractNum>
+  <w:abstractNum w:abstractNumId="13" w15:restartNumberingAfterBreak="0">
     <w:nsid w:val="322E58E2"/>
     <w:multiLevelType w:val="hybridMultilevel"/>
     <w:tmpl w:val="1C7410D2"/>
@@ -3981,7 +4536,120 @@
       </w:rPr>
     </w:lvl>
   </w:abstractNum>
-  <w:abstractNum w:abstractNumId="11" w15:restartNumberingAfterBreak="0">
+  <w:abstractNum w:abstractNumId="14" w15:restartNumberingAfterBreak="0">
+    <w:nsid w:val="3839326B"/>
+    <w:multiLevelType w:val="hybridMultilevel"/>
+    <w:tmpl w:val="EC147118"/>
+    <w:lvl w:ilvl="0" w:tplc="04090001">
+      <w:start w:val="1"/>
+      <w:numFmt w:val="bullet"/>
+      <w:lvlText w:val=""/>
+      <w:lvlJc w:val="left"/>
+      <w:pPr>
+        <w:ind w:left="360" w:hanging="360"/>
+      </w:pPr>
+      <w:rPr>
+        <w:rFonts w:ascii="Symbol" w:hAnsi="Symbol" w:hint="default"/>
+      </w:rPr>
+    </w:lvl>
+    <w:lvl w:ilvl="1" w:tplc="04090003" w:tentative="1">
+      <w:start w:val="1"/>
+      <w:numFmt w:val="bullet"/>
+      <w:lvlText w:val="o"/>
+      <w:lvlJc w:val="left"/>
+      <w:pPr>
+        <w:ind w:left="1080" w:hanging="360"/>
+      </w:pPr>
+      <w:rPr>
+        <w:rFonts w:ascii="Courier New" w:hAnsi="Courier New" w:cs="Courier New" w:hint="default"/>
+      </w:rPr>
+    </w:lvl>
+    <w:lvl w:ilvl="2" w:tplc="04090005" w:tentative="1">
+      <w:start w:val="1"/>
+      <w:numFmt w:val="bullet"/>
+      <w:lvlText w:val=""/>
+      <w:lvlJc w:val="left"/>
+      <w:pPr>
+        <w:ind w:left="1800" w:hanging="360"/>
+      </w:pPr>
+      <w:rPr>
+        <w:rFonts w:ascii="Wingdings" w:hAnsi="Wingdings" w:hint="default"/>
+      </w:rPr>
+    </w:lvl>
+    <w:lvl w:ilvl="3" w:tplc="04090001" w:tentative="1">
+      <w:start w:val="1"/>
+      <w:numFmt w:val="bullet"/>
+      <w:lvlText w:val=""/>
+      <w:lvlJc w:val="left"/>
+      <w:pPr>
+        <w:ind w:left="2520" w:hanging="360"/>
+      </w:pPr>
+      <w:rPr>
+        <w:rFonts w:ascii="Symbol" w:hAnsi="Symbol" w:hint="default"/>
+      </w:rPr>
+    </w:lvl>
+    <w:lvl w:ilvl="4" w:tplc="04090003" w:tentative="1">
+      <w:start w:val="1"/>
+      <w:numFmt w:val="bullet"/>
+      <w:lvlText w:val="o"/>
+      <w:lvlJc w:val="left"/>
+      <w:pPr>
+        <w:ind w:left="3240" w:hanging="360"/>
+      </w:pPr>
+      <w:rPr>
+        <w:rFonts w:ascii="Courier New" w:hAnsi="Courier New" w:cs="Courier New" w:hint="default"/>
+      </w:rPr>
+    </w:lvl>
+    <w:lvl w:ilvl="5" w:tplc="04090005" w:tentative="1">
+      <w:start w:val="1"/>
+      <w:numFmt w:val="bullet"/>
+      <w:lvlText w:val=""/>
+      <w:lvlJc w:val="left"/>
+      <w:pPr>
+        <w:ind w:left="3960" w:hanging="360"/>
+      </w:pPr>
+      <w:rPr>
+        <w:rFonts w:ascii="Wingdings" w:hAnsi="Wingdings" w:hint="default"/>
+      </w:rPr>
+    </w:lvl>
+    <w:lvl w:ilvl="6" w:tplc="04090001" w:tentative="1">
+      <w:start w:val="1"/>
+      <w:numFmt w:val="bullet"/>
+      <w:lvlText w:val=""/>
+      <w:lvlJc w:val="left"/>
+      <w:pPr>
+        <w:ind w:left="4680" w:hanging="360"/>
+      </w:pPr>
+      <w:rPr>
+        <w:rFonts w:ascii="Symbol" w:hAnsi="Symbol" w:hint="default"/>
+      </w:rPr>
+    </w:lvl>
+    <w:lvl w:ilvl="7" w:tplc="04090003" w:tentative="1">
+      <w:start w:val="1"/>
+      <w:numFmt w:val="bullet"/>
+      <w:lvlText w:val="o"/>
+      <w:lvlJc w:val="left"/>
+      <w:pPr>
+        <w:ind w:left="5400" w:hanging="360"/>
+      </w:pPr>
+      <w:rPr>
+        <w:rFonts w:ascii="Courier New" w:hAnsi="Courier New" w:cs="Courier New" w:hint="default"/>
+      </w:rPr>
+    </w:lvl>
+    <w:lvl w:ilvl="8" w:tplc="04090005" w:tentative="1">
+      <w:start w:val="1"/>
+      <w:numFmt w:val="bullet"/>
+      <w:lvlText w:val=""/>
+      <w:lvlJc w:val="left"/>
+      <w:pPr>
+        <w:ind w:left="6120" w:hanging="360"/>
+      </w:pPr>
+      <w:rPr>
+        <w:rFonts w:ascii="Wingdings" w:hAnsi="Wingdings" w:hint="default"/>
+      </w:rPr>
+    </w:lvl>
+  </w:abstractNum>
+  <w:abstractNum w:abstractNumId="15" w15:restartNumberingAfterBreak="0">
     <w:nsid w:val="3F090CCF"/>
     <w:multiLevelType w:val="hybridMultilevel"/>
     <w:tmpl w:val="469AF592"/>
@@ -4093,7 +4761,7 @@
       </w:rPr>
     </w:lvl>
   </w:abstractNum>
-  <w:abstractNum w:abstractNumId="12" w15:restartNumberingAfterBreak="0">
+  <w:abstractNum w:abstractNumId="16" w15:restartNumberingAfterBreak="0">
     <w:nsid w:val="43420F43"/>
     <w:multiLevelType w:val="hybridMultilevel"/>
     <w:tmpl w:val="83A01AE8"/>
@@ -4206,7 +4874,7 @@
       </w:rPr>
     </w:lvl>
   </w:abstractNum>
-  <w:abstractNum w:abstractNumId="13" w15:restartNumberingAfterBreak="0">
+  <w:abstractNum w:abstractNumId="17" w15:restartNumberingAfterBreak="0">
     <w:nsid w:val="568D2A3F"/>
     <w:multiLevelType w:val="hybridMultilevel"/>
     <w:tmpl w:val="C11E2E2E"/>
@@ -4319,7 +4987,7 @@
       </w:rPr>
     </w:lvl>
   </w:abstractNum>
-  <w:abstractNum w:abstractNumId="14" w15:restartNumberingAfterBreak="0">
+  <w:abstractNum w:abstractNumId="18" w15:restartNumberingAfterBreak="0">
     <w:nsid w:val="5B383AD0"/>
     <w:multiLevelType w:val="hybridMultilevel"/>
     <w:tmpl w:val="DE44843C"/>
@@ -4432,7 +5100,7 @@
       </w:rPr>
     </w:lvl>
   </w:abstractNum>
-  <w:abstractNum w:abstractNumId="15" w15:restartNumberingAfterBreak="0">
+  <w:abstractNum w:abstractNumId="19" w15:restartNumberingAfterBreak="0">
     <w:nsid w:val="675B4843"/>
     <w:multiLevelType w:val="hybridMultilevel"/>
     <w:tmpl w:val="0C462C14"/>
@@ -4545,7 +5213,7 @@
       </w:rPr>
     </w:lvl>
   </w:abstractNum>
-  <w:abstractNum w:abstractNumId="16" w15:restartNumberingAfterBreak="0">
+  <w:abstractNum w:abstractNumId="20" w15:restartNumberingAfterBreak="0">
     <w:nsid w:val="69EE3063"/>
     <w:multiLevelType w:val="hybridMultilevel"/>
     <w:tmpl w:val="7B527C92"/>
@@ -4657,7 +5325,7 @@
       </w:rPr>
     </w:lvl>
   </w:abstractNum>
-  <w:abstractNum w:abstractNumId="17" w15:restartNumberingAfterBreak="0">
+  <w:abstractNum w:abstractNumId="21" w15:restartNumberingAfterBreak="0">
     <w:nsid w:val="6BBC69D4"/>
     <w:multiLevelType w:val="hybridMultilevel"/>
     <w:tmpl w:val="E7DC5F40"/>
@@ -4770,7 +5438,7 @@
       </w:rPr>
     </w:lvl>
   </w:abstractNum>
-  <w:abstractNum w:abstractNumId="18" w15:restartNumberingAfterBreak="0">
+  <w:abstractNum w:abstractNumId="22" w15:restartNumberingAfterBreak="0">
     <w:nsid w:val="75632242"/>
     <w:multiLevelType w:val="hybridMultilevel"/>
     <w:tmpl w:val="89B0AD1C"/>
@@ -4883,7 +5551,7 @@
       </w:rPr>
     </w:lvl>
   </w:abstractNum>
-  <w:abstractNum w:abstractNumId="19" w15:restartNumberingAfterBreak="0">
+  <w:abstractNum w:abstractNumId="23" w15:restartNumberingAfterBreak="0">
     <w:nsid w:val="759D568D"/>
     <w:multiLevelType w:val="hybridMultilevel"/>
     <w:tmpl w:val="715C4198"/>
@@ -4996,74 +5664,202 @@
       </w:rPr>
     </w:lvl>
   </w:abstractNum>
+  <w:abstractNum w:abstractNumId="24" w15:restartNumberingAfterBreak="0">
+    <w:nsid w:val="7F775AA6"/>
+    <w:multiLevelType w:val="hybridMultilevel"/>
+    <w:tmpl w:val="9F74955C"/>
+    <w:lvl w:ilvl="0" w:tplc="04090001">
+      <w:start w:val="1"/>
+      <w:numFmt w:val="bullet"/>
+      <w:lvlText w:val=""/>
+      <w:lvlJc w:val="left"/>
+      <w:pPr>
+        <w:ind w:left="360" w:hanging="360"/>
+      </w:pPr>
+      <w:rPr>
+        <w:rFonts w:ascii="Symbol" w:hAnsi="Symbol" w:hint="default"/>
+      </w:rPr>
+    </w:lvl>
+    <w:lvl w:ilvl="1" w:tplc="04090003" w:tentative="1">
+      <w:start w:val="1"/>
+      <w:numFmt w:val="bullet"/>
+      <w:lvlText w:val="o"/>
+      <w:lvlJc w:val="left"/>
+      <w:pPr>
+        <w:ind w:left="1080" w:hanging="360"/>
+      </w:pPr>
+      <w:rPr>
+        <w:rFonts w:ascii="Courier New" w:hAnsi="Courier New" w:cs="Courier New" w:hint="default"/>
+      </w:rPr>
+    </w:lvl>
+    <w:lvl w:ilvl="2" w:tplc="04090005" w:tentative="1">
+      <w:start w:val="1"/>
+      <w:numFmt w:val="bullet"/>
+      <w:lvlText w:val=""/>
+      <w:lvlJc w:val="left"/>
+      <w:pPr>
+        <w:ind w:left="1800" w:hanging="360"/>
+      </w:pPr>
+      <w:rPr>
+        <w:rFonts w:ascii="Wingdings" w:hAnsi="Wingdings" w:hint="default"/>
+      </w:rPr>
+    </w:lvl>
+    <w:lvl w:ilvl="3" w:tplc="04090001" w:tentative="1">
+      <w:start w:val="1"/>
+      <w:numFmt w:val="bullet"/>
+      <w:lvlText w:val=""/>
+      <w:lvlJc w:val="left"/>
+      <w:pPr>
+        <w:ind w:left="2520" w:hanging="360"/>
+      </w:pPr>
+      <w:rPr>
+        <w:rFonts w:ascii="Symbol" w:hAnsi="Symbol" w:hint="default"/>
+      </w:rPr>
+    </w:lvl>
+    <w:lvl w:ilvl="4" w:tplc="04090003" w:tentative="1">
+      <w:start w:val="1"/>
+      <w:numFmt w:val="bullet"/>
+      <w:lvlText w:val="o"/>
+      <w:lvlJc w:val="left"/>
+      <w:pPr>
+        <w:ind w:left="3240" w:hanging="360"/>
+      </w:pPr>
+      <w:rPr>
+        <w:rFonts w:ascii="Courier New" w:hAnsi="Courier New" w:cs="Courier New" w:hint="default"/>
+      </w:rPr>
+    </w:lvl>
+    <w:lvl w:ilvl="5" w:tplc="04090005" w:tentative="1">
+      <w:start w:val="1"/>
+      <w:numFmt w:val="bullet"/>
+      <w:lvlText w:val=""/>
+      <w:lvlJc w:val="left"/>
+      <w:pPr>
+        <w:ind w:left="3960" w:hanging="360"/>
+      </w:pPr>
+      <w:rPr>
+        <w:rFonts w:ascii="Wingdings" w:hAnsi="Wingdings" w:hint="default"/>
+      </w:rPr>
+    </w:lvl>
+    <w:lvl w:ilvl="6" w:tplc="04090001" w:tentative="1">
+      <w:start w:val="1"/>
+      <w:numFmt w:val="bullet"/>
+      <w:lvlText w:val=""/>
+      <w:lvlJc w:val="left"/>
+      <w:pPr>
+        <w:ind w:left="4680" w:hanging="360"/>
+      </w:pPr>
+      <w:rPr>
+        <w:rFonts w:ascii="Symbol" w:hAnsi="Symbol" w:hint="default"/>
+      </w:rPr>
+    </w:lvl>
+    <w:lvl w:ilvl="7" w:tplc="04090003" w:tentative="1">
+      <w:start w:val="1"/>
+      <w:numFmt w:val="bullet"/>
+      <w:lvlText w:val="o"/>
+      <w:lvlJc w:val="left"/>
+      <w:pPr>
+        <w:ind w:left="5400" w:hanging="360"/>
+      </w:pPr>
+      <w:rPr>
+        <w:rFonts w:ascii="Courier New" w:hAnsi="Courier New" w:cs="Courier New" w:hint="default"/>
+      </w:rPr>
+    </w:lvl>
+    <w:lvl w:ilvl="8" w:tplc="04090005" w:tentative="1">
+      <w:start w:val="1"/>
+      <w:numFmt w:val="bullet"/>
+      <w:lvlText w:val=""/>
+      <w:lvlJc w:val="left"/>
+      <w:pPr>
+        <w:ind w:left="6120" w:hanging="360"/>
+      </w:pPr>
+      <w:rPr>
+        <w:rFonts w:ascii="Wingdings" w:hAnsi="Wingdings" w:hint="default"/>
+      </w:rPr>
+    </w:lvl>
+  </w:abstractNum>
   <w:num w:numId="1" w16cid:durableId="405110751">
+    <w:abstractNumId w:val="10"/>
+  </w:num>
+  <w:num w:numId="2" w16cid:durableId="395208120">
+    <w:abstractNumId w:val="3"/>
+  </w:num>
+  <w:num w:numId="3" w16cid:durableId="779109064">
+    <w:abstractNumId w:val="22"/>
+  </w:num>
+  <w:num w:numId="4" w16cid:durableId="1427842962">
+    <w:abstractNumId w:val="11"/>
+  </w:num>
+  <w:num w:numId="5" w16cid:durableId="1358504034">
+    <w:abstractNumId w:val="21"/>
+  </w:num>
+  <w:num w:numId="6" w16cid:durableId="149559929">
     <w:abstractNumId w:val="8"/>
   </w:num>
-  <w:num w:numId="2" w16cid:durableId="395208120">
+  <w:num w:numId="7" w16cid:durableId="2020086320">
+    <w:abstractNumId w:val="8"/>
+  </w:num>
+  <w:num w:numId="8" w16cid:durableId="1286348180">
+    <w:abstractNumId w:val="4"/>
+  </w:num>
+  <w:num w:numId="9" w16cid:durableId="1758287267">
+    <w:abstractNumId w:val="16"/>
+  </w:num>
+  <w:num w:numId="10" w16cid:durableId="1302691541">
     <w:abstractNumId w:val="2"/>
   </w:num>
-  <w:num w:numId="3" w16cid:durableId="779109064">
+  <w:num w:numId="11" w16cid:durableId="1565217601">
+    <w:abstractNumId w:val="7"/>
+  </w:num>
+  <w:num w:numId="12" w16cid:durableId="53163169">
+    <w:abstractNumId w:val="13"/>
+  </w:num>
+  <w:num w:numId="13" w16cid:durableId="2121995709">
     <w:abstractNumId w:val="18"/>
   </w:num>
-  <w:num w:numId="4" w16cid:durableId="1427842962">
+  <w:num w:numId="14" w16cid:durableId="1166554122">
+    <w:abstractNumId w:val="5"/>
+  </w:num>
+  <w:num w:numId="15" w16cid:durableId="1574390410">
+    <w:abstractNumId w:val="19"/>
+  </w:num>
+  <w:num w:numId="16" w16cid:durableId="144323315">
+    <w:abstractNumId w:val="17"/>
+  </w:num>
+  <w:num w:numId="17" w16cid:durableId="684987296">
+    <w:abstractNumId w:val="20"/>
+  </w:num>
+  <w:num w:numId="18" w16cid:durableId="837385565">
     <w:abstractNumId w:val="9"/>
   </w:num>
-  <w:num w:numId="5" w16cid:durableId="1358504034">
-    <w:abstractNumId w:val="17"/>
+  <w:num w:numId="19" w16cid:durableId="1274021999">
+    <w:abstractNumId w:val="15"/>
   </w:num>
-  <w:num w:numId="6" w16cid:durableId="149559929">
+  <w:num w:numId="20" w16cid:durableId="2062903569">
+    <w:abstractNumId w:val="23"/>
+  </w:num>
+  <w:num w:numId="21" w16cid:durableId="428702281">
+    <w:abstractNumId w:val="1"/>
+  </w:num>
+  <w:num w:numId="22" w16cid:durableId="580793411">
+    <w:abstractNumId w:val="12"/>
+  </w:num>
+  <w:num w:numId="23" w16cid:durableId="2107650935">
     <w:abstractNumId w:val="6"/>
   </w:num>
-  <w:num w:numId="7" w16cid:durableId="2020086320">
-    <w:abstractNumId w:val="6"/>
-  </w:num>
-  <w:num w:numId="8" w16cid:durableId="1286348180">
-    <w:abstractNumId w:val="3"/>
-  </w:num>
-  <w:num w:numId="9" w16cid:durableId="1758287267">
-    <w:abstractNumId w:val="12"/>
-  </w:num>
-  <w:num w:numId="10" w16cid:durableId="1302691541">
-    <w:abstractNumId w:val="1"/>
-  </w:num>
-  <w:num w:numId="11" w16cid:durableId="1565217601">
-    <w:abstractNumId w:val="5"/>
-  </w:num>
-  <w:num w:numId="12" w16cid:durableId="53163169">
-    <w:abstractNumId w:val="10"/>
-  </w:num>
-  <w:num w:numId="13" w16cid:durableId="2121995709">
+  <w:num w:numId="24" w16cid:durableId="828209117">
     <w:abstractNumId w:val="14"/>
   </w:num>
-  <w:num w:numId="14" w16cid:durableId="1166554122">
-    <w:abstractNumId w:val="4"/>
+  <w:num w:numId="25" w16cid:durableId="1731876505">
+    <w:abstractNumId w:val="24"/>
   </w:num>
-  <w:num w:numId="15" w16cid:durableId="1574390410">
-    <w:abstractNumId w:val="15"/>
-  </w:num>
-  <w:num w:numId="16" w16cid:durableId="144323315">
-    <w:abstractNumId w:val="13"/>
-  </w:num>
-  <w:num w:numId="17" w16cid:durableId="684987296">
-    <w:abstractNumId w:val="16"/>
-  </w:num>
-  <w:num w:numId="18" w16cid:durableId="837385565">
-    <w:abstractNumId w:val="7"/>
-  </w:num>
-  <w:num w:numId="19" w16cid:durableId="1274021999">
-    <w:abstractNumId w:val="11"/>
-  </w:num>
-  <w:num w:numId="20" w16cid:durableId="2062903569">
-    <w:abstractNumId w:val="19"/>
-  </w:num>
-  <w:num w:numId="21" w16cid:durableId="428702281">
+  <w:num w:numId="26" w16cid:durableId="792332394">
     <w:abstractNumId w:val="0"/>
   </w:num>
 </w:numbering>
 </file>
 
 <file path=word/styles.xml><?xml version="1.0" encoding="utf-8"?>
-<w:styles xmlns:mc="http://schemas.openxmlformats.org/markup-compatibility/2006" xmlns:r="http://schemas.openxmlformats.org/officeDocument/2006/relationships" xmlns:w="http://schemas.openxmlformats.org/wordprocessingml/2006/main" xmlns:w14="http://schemas.microsoft.com/office/word/2010/wordml" xmlns:w15="http://schemas.microsoft.com/office/word/2012/wordml" xmlns:w16cex="http://schemas.microsoft.com/office/word/2018/wordml/cex" xmlns:w16cid="http://schemas.microsoft.com/office/word/2016/wordml/cid" xmlns:w16="http://schemas.microsoft.com/office/word/2018/wordml" xmlns:w16du="http://schemas.microsoft.com/office/word/2023/wordml/word16du" xmlns:w16sdtdh="http://schemas.microsoft.com/office/word/2020/wordml/sdtdatahash" xmlns:w16se="http://schemas.microsoft.com/office/word/2015/wordml/symex" mc:Ignorable="w14 w15 w16se w16cid w16 w16cex w16sdtdh w16du">
+<w:styles xmlns:mc="http://schemas.openxmlformats.org/markup-compatibility/2006" xmlns:r="http://schemas.openxmlformats.org/officeDocument/2006/relationships" xmlns:w="http://schemas.openxmlformats.org/wordprocessingml/2006/main" xmlns:w14="http://schemas.microsoft.com/office/word/2010/wordml" xmlns:w15="http://schemas.microsoft.com/office/word/2012/wordml" xmlns:w16cex="http://schemas.microsoft.com/office/word/2018/wordml/cex" xmlns:w16cid="http://schemas.microsoft.com/office/word/2016/wordml/cid" xmlns:w16="http://schemas.microsoft.com/office/word/2018/wordml" xmlns:w16du="http://schemas.microsoft.com/office/word/2023/wordml/word16du" xmlns:w16sdtdh="http://schemas.microsoft.com/office/word/2020/wordml/sdtdatahash" xmlns:w16sdtfl="http://schemas.microsoft.com/office/word/2024/wordml/sdtformatlock" xmlns:w16se="http://schemas.microsoft.com/office/word/2015/wordml/symex" mc:Ignorable="w14 w15 w16se w16cid w16 w16cex w16sdtdh w16sdtfl w16du">
   <w:docDefaults>
     <w:rPrDefault>
       <w:rPr>
@@ -5259,7 +6055,7 @@
     <w:lsdException w:name="Medium Shading 2 Accent 1" w:uiPriority="64"/>
     <w:lsdException w:name="Medium List 1 Accent 1" w:uiPriority="65"/>
     <w:lsdException w:name="Revision" w:semiHidden="1"/>
-    <w:lsdException w:name="List Paragraph" w:uiPriority="34" w:qFormat="1"/>
+    <w:lsdException w:name="List Paragraph" w:uiPriority="1" w:qFormat="1"/>
     <w:lsdException w:name="Quote" w:uiPriority="29" w:qFormat="1"/>
     <w:lsdException w:name="Intense Quote" w:uiPriority="30" w:qFormat="1"/>
     <w:lsdException w:name="Medium List 2 Accent 1" w:uiPriority="66"/>
@@ -5535,7 +6331,7 @@
     <w:aliases w:val="Figure_name,List Paragraph1"/>
     <w:basedOn w:val="Normal"/>
     <w:link w:val="ListParagraphChar"/>
-    <w:uiPriority w:val="34"/>
+    <w:uiPriority w:val="1"/>
     <w:qFormat/>
     <w:rsid w:val="0066726F"/>
     <w:pPr>
